--- a/fabric/results/caliper/raft/caliper-results-raft-2025-11-28.docx
+++ b/fabric/results/caliper/raft/caliper-results-raft-2025-11-28.docx
@@ -3,1409 +3,3131 @@
 <w:document xmlns:wpc="http://schemas.microsoft.com/office/word/2010/wordprocessingCanvas" xmlns:cx="http://schemas.microsoft.com/office/drawing/2014/chartex" xmlns:cx1="http://schemas.microsoft.com/office/drawing/2015/9/8/chartex" xmlns:cx2="http://schemas.microsoft.com/office/drawing/2015/10/21/chartex" xmlns:cx3="http://schemas.microsoft.com/office/drawing/2016/5/9/chartex" xmlns:cx4="http://schemas.microsoft.com/office/drawing/2016/5/10/chartex" xmlns:cx5="http://schemas.microsoft.com/office/drawing/2016/5/11/chartex" xmlns:cx6="http://schemas.microsoft.com/office/drawing/2016/5/12/chartex" xmlns:cx7="http://schemas.microsoft.com/office/drawing/2016/5/13/chartex" xmlns:cx8="http://schemas.microsoft.com/office/drawing/2016/5/14/chartex" xmlns:mc="http://schemas.openxmlformats.org/markup-compatibility/2006" xmlns:aink="http://schemas.microsoft.com/office/drawing/2016/ink" xmlns:am3d="http://schemas.microsoft.com/office/drawing/2017/model3d" xmlns:o="urn:schemas-microsoft-com:office:office" xmlns:oel="http://schemas.microsoft.com/office/2019/extlst" xmlns:r="http://schemas.openxmlformats.org/officeDocument/2006/relationships" xmlns:m="http://schemas.openxmlformats.org/officeDocument/2006/math" xmlns:v="urn:schemas-microsoft-com:vml" xmlns:wp14="http://schemas.microsoft.com/office/word/2010/wordprocessingDrawing" xmlns:wp="http://schemas.openxmlformats.org/drawingml/2006/wordprocessingDrawing" xmlns:w10="urn:schemas-microsoft-com:office:word" xmlns:w="http://schemas.openxmlformats.org/wordprocessingml/2006/main" xmlns:w14="http://schemas.microsoft.com/office/word/2010/wordml" xmlns:w15="http://schemas.microsoft.com/office/word/2012/wordml" xmlns:w16cex="http://schemas.microsoft.com/office/word/2018/wordml/cex" xmlns:w16cid="http://schemas.microsoft.com/office/word/2016/wordml/cid" xmlns:w16="http://schemas.microsoft.com/office/word/2018/wordml" xmlns:w16du="http://schemas.microsoft.com/office/word/2023/wordml/word16du" xmlns:w16sdtdh="http://schemas.microsoft.com/office/word/2020/wordml/sdtdatahash" xmlns:w16sdtfl="http://schemas.microsoft.com/office/word/2024/wordml/sdtformatlock" xmlns:w16se="http://schemas.microsoft.com/office/word/2015/wordml/symex" xmlns:wpg="http://schemas.microsoft.com/office/word/2010/wordprocessingGroup" xmlns:wpi="http://schemas.microsoft.com/office/word/2010/wordprocessingInk" xmlns:wne="http://schemas.microsoft.com/office/word/2006/wordml" xmlns:wps="http://schemas.microsoft.com/office/word/2010/wordprocessingShape" mc:Ignorable="w14 w15 w16se w16cid w16 w16cex w16sdtdh w16sdtfl w16du wp14">
   <w:body>
     <w:p>
-      <w:r>
+      <w:pPr>
+        <w:jc w:val="both"/>
+        <w:rPr>
+          <w:rFonts w:ascii="Times New Roman" w:hAnsi="Times New Roman" w:cs="Times New Roman"/>
+          <w:i/>
+          <w:iCs/>
+        </w:rPr>
+      </w:pPr>
+      <w:r>
+        <w:rPr>
+          <w:rFonts w:ascii="Times New Roman" w:hAnsi="Times New Roman" w:cs="Times New Roman"/>
+          <w:i/>
+          <w:iCs/>
+        </w:rPr>
+        <w:t xml:space="preserve">This document records a </w:t>
+      </w:r>
+      <w:proofErr w:type="spellStart"/>
+      <w:r>
+        <w:rPr>
+          <w:rFonts w:ascii="Times New Roman" w:hAnsi="Times New Roman" w:cs="Times New Roman"/>
+          <w:i/>
+          <w:iCs/>
+        </w:rPr>
+        <w:t>Caliper</w:t>
+      </w:r>
+      <w:proofErr w:type="spellEnd"/>
+      <w:r>
+        <w:rPr>
+          <w:rFonts w:ascii="Times New Roman" w:hAnsi="Times New Roman" w:cs="Times New Roman"/>
+          <w:i/>
+          <w:iCs/>
+        </w:rPr>
+        <w:t xml:space="preserve"> benchmark executed on the RAFT bench for the </w:t>
+      </w:r>
+      <w:proofErr w:type="spellStart"/>
+      <w:r>
+        <w:rPr>
+          <w:rFonts w:ascii="Times New Roman" w:hAnsi="Times New Roman" w:cs="Times New Roman"/>
+          <w:i/>
+          <w:iCs/>
+        </w:rPr>
+        <w:t>AccumVote</w:t>
+      </w:r>
+      <w:proofErr w:type="spellEnd"/>
+      <w:r>
+        <w:rPr>
+          <w:rFonts w:ascii="Times New Roman" w:hAnsi="Times New Roman" w:cs="Times New Roman"/>
+          <w:i/>
+          <w:iCs/>
+        </w:rPr>
+        <w:t xml:space="preserve"> </w:t>
+      </w:r>
+      <w:proofErr w:type="spellStart"/>
+      <w:r>
+        <w:rPr>
+          <w:rFonts w:ascii="Times New Roman" w:hAnsi="Times New Roman" w:cs="Times New Roman"/>
+          <w:i/>
+          <w:iCs/>
+        </w:rPr>
+        <w:t>RecordVote</w:t>
+      </w:r>
+      <w:proofErr w:type="spellEnd"/>
+      <w:r>
+        <w:rPr>
+          <w:rFonts w:ascii="Times New Roman" w:hAnsi="Times New Roman" w:cs="Times New Roman"/>
+          <w:i/>
+          <w:iCs/>
+        </w:rPr>
+        <w:t xml:space="preserve"> workload. It preserves both the exact </w:t>
+      </w:r>
+      <w:proofErr w:type="spellStart"/>
+      <w:r>
+        <w:rPr>
+          <w:rFonts w:ascii="Times New Roman" w:hAnsi="Times New Roman" w:cs="Times New Roman"/>
+          <w:i/>
+          <w:iCs/>
+        </w:rPr>
+        <w:t>Caliper</w:t>
+      </w:r>
+      <w:proofErr w:type="spellEnd"/>
+      <w:r>
+        <w:rPr>
+          <w:rFonts w:ascii="Times New Roman" w:hAnsi="Times New Roman" w:cs="Times New Roman"/>
+          <w:i/>
+          <w:iCs/>
+        </w:rPr>
+        <w:t xml:space="preserve"> launch command and the per-round performance results reported by </w:t>
+      </w:r>
+      <w:proofErr w:type="spellStart"/>
+      <w:r>
+        <w:rPr>
+          <w:rFonts w:ascii="Times New Roman" w:hAnsi="Times New Roman" w:cs="Times New Roman"/>
+          <w:i/>
+          <w:iCs/>
+        </w:rPr>
+        <w:t>Caliper</w:t>
+      </w:r>
+      <w:proofErr w:type="spellEnd"/>
+      <w:r>
+        <w:rPr>
+          <w:rFonts w:ascii="Times New Roman" w:hAnsi="Times New Roman" w:cs="Times New Roman"/>
+          <w:i/>
+          <w:iCs/>
+        </w:rPr>
+        <w:t>, allowing a reviewer to trace the benchmark from invocation to measured throughput and latency.</w:t>
+      </w:r>
+    </w:p>
+    <w:p>
+      <w:pPr>
+        <w:rPr>
+          <w:rFonts w:ascii="Times New Roman" w:hAnsi="Times New Roman" w:cs="Times New Roman"/>
+        </w:rPr>
+      </w:pPr>
+      <w:r>
+        <w:rPr>
+          <w:rFonts w:ascii="Times New Roman" w:hAnsi="Times New Roman" w:cs="Times New Roman"/>
+        </w:rPr>
         <w:t xml:space="preserve">This benchmark was run on RAFT bench on </w:t>
       </w:r>
       <w:proofErr w:type="spellStart"/>
       <w:r>
+        <w:rPr>
+          <w:rFonts w:ascii="Times New Roman" w:hAnsi="Times New Roman" w:cs="Times New Roman"/>
+        </w:rPr>
         <w:t>Caliper</w:t>
       </w:r>
       <w:proofErr w:type="spellEnd"/>
     </w:p>
     <w:p>
-      <w:r>
+      <w:pPr>
+        <w:rPr>
+          <w:rFonts w:ascii="Times New Roman" w:hAnsi="Times New Roman" w:cs="Times New Roman"/>
+        </w:rPr>
+      </w:pPr>
+      <w:r>
+        <w:rPr>
+          <w:rFonts w:ascii="Times New Roman" w:hAnsi="Times New Roman" w:cs="Times New Roman"/>
+        </w:rPr>
         <w:t xml:space="preserve">** (gedit:4526): WARNING **: 09:02:54.225: Set document metadata failed: Setting attribute </w:t>
       </w:r>
       <w:proofErr w:type="gramStart"/>
       <w:r>
+        <w:rPr>
+          <w:rFonts w:ascii="Times New Roman" w:hAnsi="Times New Roman" w:cs="Times New Roman"/>
+        </w:rPr>
         <w:t>metadata::</w:t>
       </w:r>
       <w:proofErr w:type="spellStart"/>
       <w:proofErr w:type="gramEnd"/>
       <w:r>
+        <w:rPr>
+          <w:rFonts w:ascii="Times New Roman" w:hAnsi="Times New Roman" w:cs="Times New Roman"/>
+        </w:rPr>
         <w:t>gedit</w:t>
       </w:r>
       <w:proofErr w:type="spellEnd"/>
       <w:r>
+        <w:rPr>
+          <w:rFonts w:ascii="Times New Roman" w:hAnsi="Times New Roman" w:cs="Times New Roman"/>
+        </w:rPr>
         <w:t>-position not supported</w:t>
       </w:r>
     </w:p>
     <w:p>
-      <w:proofErr w:type="spellStart"/>
-      <w:r>
+      <w:pPr>
+        <w:rPr>
+          <w:rFonts w:ascii="Times New Roman" w:hAnsi="Times New Roman" w:cs="Times New Roman"/>
+        </w:rPr>
+      </w:pPr>
+    </w:p>
+    <w:p>
+      <w:pPr>
+        <w:jc w:val="both"/>
+        <w:rPr>
+          <w:rFonts w:ascii="Times New Roman" w:hAnsi="Times New Roman" w:cs="Times New Roman"/>
+          <w:i/>
+          <w:iCs/>
+        </w:rPr>
+      </w:pPr>
+      <w:r>
+        <w:rPr>
+          <w:rFonts w:ascii="Times New Roman" w:hAnsi="Times New Roman" w:cs="Times New Roman"/>
+          <w:i/>
+          <w:iCs/>
+        </w:rPr>
+        <w:t xml:space="preserve">This command launches the </w:t>
+      </w:r>
+      <w:proofErr w:type="spellStart"/>
+      <w:r>
+        <w:rPr>
+          <w:rFonts w:ascii="Times New Roman" w:hAnsi="Times New Roman" w:cs="Times New Roman"/>
+          <w:i/>
+          <w:iCs/>
+        </w:rPr>
+        <w:t>Caliper</w:t>
+      </w:r>
+      <w:proofErr w:type="spellEnd"/>
+      <w:r>
+        <w:rPr>
+          <w:rFonts w:ascii="Times New Roman" w:hAnsi="Times New Roman" w:cs="Times New Roman"/>
+          <w:i/>
+          <w:iCs/>
+        </w:rPr>
+        <w:t xml:space="preserve"> manager in flow-only mode, using the specified network configuration and benchmark configuration files. The generated HTML report path is also fixed here so that the run produces a persistent benchmark artifact in addition to the console summary reproduced below.</w:t>
+      </w:r>
+    </w:p>
+    <w:p>
+      <w:pPr>
+        <w:rPr>
+          <w:rFonts w:ascii="Times New Roman" w:hAnsi="Times New Roman" w:cs="Times New Roman"/>
+        </w:rPr>
+      </w:pPr>
+      <w:proofErr w:type="spellStart"/>
+      <w:r>
+        <w:rPr>
+          <w:rFonts w:ascii="Times New Roman" w:hAnsi="Times New Roman" w:cs="Times New Roman"/>
+        </w:rPr>
         <w:t>ubuntu@Himanshu-</w:t>
       </w:r>
       <w:proofErr w:type="gramStart"/>
       <w:r>
+        <w:rPr>
+          <w:rFonts w:ascii="Times New Roman" w:hAnsi="Times New Roman" w:cs="Times New Roman"/>
+        </w:rPr>
         <w:t>Sharma</w:t>
       </w:r>
       <w:proofErr w:type="spellEnd"/>
       <w:r>
+        <w:rPr>
+          <w:rFonts w:ascii="Times New Roman" w:hAnsi="Times New Roman" w:cs="Times New Roman"/>
+        </w:rPr>
         <w:t>:~</w:t>
       </w:r>
       <w:proofErr w:type="gramEnd"/>
       <w:r>
+        <w:rPr>
+          <w:rFonts w:ascii="Times New Roman" w:hAnsi="Times New Roman" w:cs="Times New Roman"/>
+        </w:rPr>
         <w:t>/</w:t>
       </w:r>
       <w:proofErr w:type="spellStart"/>
       <w:r>
+        <w:rPr>
+          <w:rFonts w:ascii="Times New Roman" w:hAnsi="Times New Roman" w:cs="Times New Roman"/>
+        </w:rPr>
         <w:t>hyperledger</w:t>
       </w:r>
       <w:proofErr w:type="spellEnd"/>
       <w:r>
+        <w:rPr>
+          <w:rFonts w:ascii="Times New Roman" w:hAnsi="Times New Roman" w:cs="Times New Roman"/>
+        </w:rPr>
         <w:t>/</w:t>
       </w:r>
       <w:proofErr w:type="spellStart"/>
       <w:r>
+        <w:rPr>
+          <w:rFonts w:ascii="Times New Roman" w:hAnsi="Times New Roman" w:cs="Times New Roman"/>
+        </w:rPr>
         <w:t>caliper</w:t>
       </w:r>
       <w:proofErr w:type="spellEnd"/>
       <w:r>
+        <w:rPr>
+          <w:rFonts w:ascii="Times New Roman" w:hAnsi="Times New Roman" w:cs="Times New Roman"/>
+        </w:rPr>
         <w:t xml:space="preserve">$ </w:t>
       </w:r>
       <w:proofErr w:type="spellStart"/>
       <w:r>
+        <w:rPr>
+          <w:rFonts w:ascii="Times New Roman" w:hAnsi="Times New Roman" w:cs="Times New Roman"/>
+        </w:rPr>
         <w:t>npx</w:t>
       </w:r>
       <w:proofErr w:type="spellEnd"/>
       <w:r>
+        <w:rPr>
+          <w:rFonts w:ascii="Times New Roman" w:hAnsi="Times New Roman" w:cs="Times New Roman"/>
+        </w:rPr>
         <w:t xml:space="preserve"> </w:t>
       </w:r>
       <w:proofErr w:type="spellStart"/>
       <w:r>
+        <w:rPr>
+          <w:rFonts w:ascii="Times New Roman" w:hAnsi="Times New Roman" w:cs="Times New Roman"/>
+        </w:rPr>
         <w:t>caliper</w:t>
       </w:r>
       <w:proofErr w:type="spellEnd"/>
       <w:r>
+        <w:rPr>
+          <w:rFonts w:ascii="Times New Roman" w:hAnsi="Times New Roman" w:cs="Times New Roman"/>
+        </w:rPr>
         <w:t xml:space="preserve"> launch manager \</w:t>
       </w:r>
     </w:p>
     <w:p>
-      <w:r>
+      <w:pPr>
+        <w:rPr>
+          <w:rFonts w:ascii="Times New Roman" w:hAnsi="Times New Roman" w:cs="Times New Roman"/>
+        </w:rPr>
+      </w:pPr>
+      <w:r>
+        <w:rPr>
+          <w:rFonts w:ascii="Times New Roman" w:hAnsi="Times New Roman" w:cs="Times New Roman"/>
+        </w:rPr>
         <w:t xml:space="preserve">  --</w:t>
       </w:r>
       <w:proofErr w:type="spellStart"/>
       <w:r>
+        <w:rPr>
+          <w:rFonts w:ascii="Times New Roman" w:hAnsi="Times New Roman" w:cs="Times New Roman"/>
+        </w:rPr>
         <w:t>caliper</w:t>
       </w:r>
       <w:proofErr w:type="spellEnd"/>
       <w:r>
+        <w:rPr>
+          <w:rFonts w:ascii="Times New Roman" w:hAnsi="Times New Roman" w:cs="Times New Roman"/>
+        </w:rPr>
         <w:t>-</w:t>
       </w:r>
       <w:proofErr w:type="gramStart"/>
       <w:r>
+        <w:rPr>
+          <w:rFonts w:ascii="Times New Roman" w:hAnsi="Times New Roman" w:cs="Times New Roman"/>
+        </w:rPr>
         <w:t>workspace .</w:t>
       </w:r>
       <w:proofErr w:type="gramEnd"/>
       <w:r>
+        <w:rPr>
+          <w:rFonts w:ascii="Times New Roman" w:hAnsi="Times New Roman" w:cs="Times New Roman"/>
+        </w:rPr>
         <w:t xml:space="preserve"> \</w:t>
       </w:r>
     </w:p>
     <w:p>
-      <w:r>
+      <w:pPr>
+        <w:rPr>
+          <w:rFonts w:ascii="Times New Roman" w:hAnsi="Times New Roman" w:cs="Times New Roman"/>
+        </w:rPr>
+      </w:pPr>
+      <w:r>
+        <w:rPr>
+          <w:rFonts w:ascii="Times New Roman" w:hAnsi="Times New Roman" w:cs="Times New Roman"/>
+        </w:rPr>
         <w:t xml:space="preserve">  --</w:t>
       </w:r>
       <w:proofErr w:type="spellStart"/>
       <w:r>
+        <w:rPr>
+          <w:rFonts w:ascii="Times New Roman" w:hAnsi="Times New Roman" w:cs="Times New Roman"/>
+        </w:rPr>
         <w:t>caliper-networkconfig</w:t>
       </w:r>
       <w:proofErr w:type="spellEnd"/>
       <w:r>
+        <w:rPr>
+          <w:rFonts w:ascii="Times New Roman" w:hAnsi="Times New Roman" w:cs="Times New Roman"/>
+        </w:rPr>
         <w:t xml:space="preserve"> networks/fabric-</w:t>
       </w:r>
       <w:proofErr w:type="spellStart"/>
       <w:r>
+        <w:rPr>
+          <w:rFonts w:ascii="Times New Roman" w:hAnsi="Times New Roman" w:cs="Times New Roman"/>
+        </w:rPr>
         <w:t>accumvote.yaml</w:t>
       </w:r>
       <w:proofErr w:type="spellEnd"/>
       <w:r>
+        <w:rPr>
+          <w:rFonts w:ascii="Times New Roman" w:hAnsi="Times New Roman" w:cs="Times New Roman"/>
+        </w:rPr>
         <w:t xml:space="preserve"> \</w:t>
       </w:r>
     </w:p>
     <w:p>
-      <w:r>
+      <w:pPr>
+        <w:rPr>
+          <w:rFonts w:ascii="Times New Roman" w:hAnsi="Times New Roman" w:cs="Times New Roman"/>
+        </w:rPr>
+      </w:pPr>
+      <w:r>
+        <w:rPr>
+          <w:rFonts w:ascii="Times New Roman" w:hAnsi="Times New Roman" w:cs="Times New Roman"/>
+        </w:rPr>
         <w:t xml:space="preserve">  --</w:t>
       </w:r>
       <w:proofErr w:type="spellStart"/>
       <w:r>
+        <w:rPr>
+          <w:rFonts w:ascii="Times New Roman" w:hAnsi="Times New Roman" w:cs="Times New Roman"/>
+        </w:rPr>
         <w:t>caliper-benchconfig</w:t>
       </w:r>
       <w:proofErr w:type="spellEnd"/>
       <w:r>
+        <w:rPr>
+          <w:rFonts w:ascii="Times New Roman" w:hAnsi="Times New Roman" w:cs="Times New Roman"/>
+        </w:rPr>
         <w:t xml:space="preserve"> benchmarks/</w:t>
       </w:r>
       <w:proofErr w:type="spellStart"/>
       <w:r>
+        <w:rPr>
+          <w:rFonts w:ascii="Times New Roman" w:hAnsi="Times New Roman" w:cs="Times New Roman"/>
+        </w:rPr>
         <w:t>recordvote-steps.yaml</w:t>
       </w:r>
       <w:proofErr w:type="spellEnd"/>
       <w:r>
+        <w:rPr>
+          <w:rFonts w:ascii="Times New Roman" w:hAnsi="Times New Roman" w:cs="Times New Roman"/>
+        </w:rPr>
         <w:t xml:space="preserve"> \</w:t>
       </w:r>
     </w:p>
     <w:p>
-      <w:r>
+      <w:pPr>
+        <w:rPr>
+          <w:rFonts w:ascii="Times New Roman" w:hAnsi="Times New Roman" w:cs="Times New Roman"/>
+        </w:rPr>
+      </w:pPr>
+      <w:r>
+        <w:rPr>
+          <w:rFonts w:ascii="Times New Roman" w:hAnsi="Times New Roman" w:cs="Times New Roman"/>
+        </w:rPr>
         <w:t xml:space="preserve">  --</w:t>
       </w:r>
       <w:proofErr w:type="spellStart"/>
       <w:r>
+        <w:rPr>
+          <w:rFonts w:ascii="Times New Roman" w:hAnsi="Times New Roman" w:cs="Times New Roman"/>
+        </w:rPr>
         <w:t>caliper</w:t>
       </w:r>
       <w:proofErr w:type="spellEnd"/>
       <w:r>
+        <w:rPr>
+          <w:rFonts w:ascii="Times New Roman" w:hAnsi="Times New Roman" w:cs="Times New Roman"/>
+        </w:rPr>
         <w:t>-flow-only-test \</w:t>
       </w:r>
     </w:p>
     <w:p>
-      <w:r>
+      <w:pPr>
+        <w:rPr>
+          <w:rFonts w:ascii="Times New Roman" w:hAnsi="Times New Roman" w:cs="Times New Roman"/>
+        </w:rPr>
+      </w:pPr>
+      <w:r>
+        <w:rPr>
+          <w:rFonts w:ascii="Times New Roman" w:hAnsi="Times New Roman" w:cs="Times New Roman"/>
+        </w:rPr>
         <w:t xml:space="preserve">  --</w:t>
       </w:r>
       <w:proofErr w:type="spellStart"/>
       <w:r>
+        <w:rPr>
+          <w:rFonts w:ascii="Times New Roman" w:hAnsi="Times New Roman" w:cs="Times New Roman"/>
+        </w:rPr>
         <w:t>caliper</w:t>
       </w:r>
       <w:proofErr w:type="spellEnd"/>
       <w:r>
+        <w:rPr>
+          <w:rFonts w:ascii="Times New Roman" w:hAnsi="Times New Roman" w:cs="Times New Roman"/>
+        </w:rPr>
         <w:t>-report-path ./reports/recordvote-steps.html</w:t>
       </w:r>
     </w:p>
     <w:p>
-      <w:r>
+      <w:pPr>
+        <w:rPr>
+          <w:rFonts w:ascii="Times New Roman" w:hAnsi="Times New Roman" w:cs="Times New Roman"/>
+        </w:rPr>
+      </w:pPr>
+      <w:r>
+        <w:rPr>
+          <w:rFonts w:ascii="Times New Roman" w:hAnsi="Times New Roman" w:cs="Times New Roman"/>
+        </w:rPr>
         <w:t xml:space="preserve">2025.11.28-09:04:02.495 </w:t>
       </w:r>
       <w:proofErr w:type="gramStart"/>
       <w:r>
+        <w:rPr>
+          <w:rFonts w:ascii="Times New Roman" w:hAnsi="Times New Roman" w:cs="Times New Roman"/>
+        </w:rPr>
         <w:t>info  [</w:t>
       </w:r>
       <w:proofErr w:type="spellStart"/>
       <w:proofErr w:type="gramEnd"/>
       <w:r>
+        <w:rPr>
+          <w:rFonts w:ascii="Times New Roman" w:hAnsi="Times New Roman" w:cs="Times New Roman"/>
+        </w:rPr>
         <w:t>caliper</w:t>
       </w:r>
       <w:proofErr w:type="spellEnd"/>
       <w:r>
+        <w:rPr>
+          <w:rFonts w:ascii="Times New Roman" w:hAnsi="Times New Roman" w:cs="Times New Roman"/>
+        </w:rPr>
         <w:t>] [report-</w:t>
       </w:r>
       <w:proofErr w:type="gramStart"/>
       <w:r>
+        <w:rPr>
+          <w:rFonts w:ascii="Times New Roman" w:hAnsi="Times New Roman" w:cs="Times New Roman"/>
+        </w:rPr>
         <w:t xml:space="preserve">builder]   </w:t>
       </w:r>
       <w:proofErr w:type="gramEnd"/>
       <w:r>
+        <w:rPr>
+          <w:rFonts w:ascii="Times New Roman" w:hAnsi="Times New Roman" w:cs="Times New Roman"/>
+        </w:rPr>
         <w:t xml:space="preserve">     ### Test result ###</w:t>
       </w:r>
     </w:p>
     <w:p>
-      <w:r>
+      <w:pPr>
+        <w:rPr>
+          <w:rFonts w:ascii="Times New Roman" w:hAnsi="Times New Roman" w:cs="Times New Roman"/>
+        </w:rPr>
+      </w:pPr>
+      <w:r>
+        <w:rPr>
+          <w:rFonts w:ascii="Times New Roman" w:hAnsi="Times New Roman" w:cs="Times New Roman"/>
+        </w:rPr>
         <w:t xml:space="preserve">2025.11.28-09:04:02.498 </w:t>
       </w:r>
       <w:proofErr w:type="gramStart"/>
       <w:r>
+        <w:rPr>
+          <w:rFonts w:ascii="Times New Roman" w:hAnsi="Times New Roman" w:cs="Times New Roman"/>
+        </w:rPr>
         <w:t>info  [</w:t>
       </w:r>
       <w:proofErr w:type="spellStart"/>
       <w:proofErr w:type="gramEnd"/>
       <w:r>
+        <w:rPr>
+          <w:rFonts w:ascii="Times New Roman" w:hAnsi="Times New Roman" w:cs="Times New Roman"/>
+        </w:rPr>
         <w:t>caliper</w:t>
       </w:r>
       <w:proofErr w:type="spellEnd"/>
       <w:r>
+        <w:rPr>
+          <w:rFonts w:ascii="Times New Roman" w:hAnsi="Times New Roman" w:cs="Times New Roman"/>
+        </w:rPr>
         <w:t>] [report-builder]</w:t>
       </w:r>
     </w:p>
     <w:p>
-      <w:r>
+      <w:pPr>
+        <w:rPr>
+          <w:rFonts w:ascii="Times New Roman" w:hAnsi="Times New Roman" w:cs="Times New Roman"/>
+        </w:rPr>
+      </w:pPr>
+      <w:r>
+        <w:rPr>
+          <w:rFonts w:ascii="Times New Roman" w:hAnsi="Times New Roman" w:cs="Times New Roman"/>
+        </w:rPr>
         <w:t>+---------------+------+------+-----------------+-----------------+-----------------+-----------------+------------------+</w:t>
       </w:r>
     </w:p>
     <w:p>
-      <w:r>
+      <w:pPr>
+        <w:rPr>
+          <w:rFonts w:ascii="Times New Roman" w:hAnsi="Times New Roman" w:cs="Times New Roman"/>
+        </w:rPr>
+      </w:pPr>
+      <w:r>
+        <w:rPr>
+          <w:rFonts w:ascii="Times New Roman" w:hAnsi="Times New Roman" w:cs="Times New Roman"/>
+        </w:rPr>
         <w:t xml:space="preserve">| Name          | </w:t>
       </w:r>
       <w:proofErr w:type="spellStart"/>
       <w:r>
+        <w:rPr>
+          <w:rFonts w:ascii="Times New Roman" w:hAnsi="Times New Roman" w:cs="Times New Roman"/>
+        </w:rPr>
         <w:t>Succ</w:t>
       </w:r>
       <w:proofErr w:type="spellEnd"/>
       <w:r>
+        <w:rPr>
+          <w:rFonts w:ascii="Times New Roman" w:hAnsi="Times New Roman" w:cs="Times New Roman"/>
+        </w:rPr>
         <w:t xml:space="preserve"> | Fail | Send Rate (TPS) | Max Latency (s) | Min Latency (s) | </w:t>
       </w:r>
       <w:proofErr w:type="spellStart"/>
       <w:r>
+        <w:rPr>
+          <w:rFonts w:ascii="Times New Roman" w:hAnsi="Times New Roman" w:cs="Times New Roman"/>
+        </w:rPr>
         <w:t>Avg</w:t>
       </w:r>
       <w:proofErr w:type="spellEnd"/>
       <w:r>
+        <w:rPr>
+          <w:rFonts w:ascii="Times New Roman" w:hAnsi="Times New Roman" w:cs="Times New Roman"/>
+        </w:rPr>
         <w:t xml:space="preserve"> Latency (s) | Throughput (TPS) |</w:t>
       </w:r>
     </w:p>
     <w:p>
-      <w:r>
+      <w:pPr>
+        <w:rPr>
+          <w:rFonts w:ascii="Times New Roman" w:hAnsi="Times New Roman" w:cs="Times New Roman"/>
+        </w:rPr>
+      </w:pPr>
+      <w:r>
+        <w:rPr>
+          <w:rFonts w:ascii="Times New Roman" w:hAnsi="Times New Roman" w:cs="Times New Roman"/>
+        </w:rPr>
         <w:t>|---------------|------|------|-----------------|-----------------|-----------------|-----------------|------------------|</w:t>
       </w:r>
     </w:p>
     <w:p>
-      <w:r>
+      <w:pPr>
+        <w:rPr>
+          <w:rFonts w:ascii="Times New Roman" w:hAnsi="Times New Roman" w:cs="Times New Roman"/>
+        </w:rPr>
+      </w:pPr>
+      <w:r>
+        <w:rPr>
+          <w:rFonts w:ascii="Times New Roman" w:hAnsi="Times New Roman" w:cs="Times New Roman"/>
+        </w:rPr>
         <w:t>| recordvote_10 | 8    | 0    | 8.8             | 2.18            | 1.27            | 1.73            | 3.7              |</w:t>
       </w:r>
     </w:p>
     <w:p>
-      <w:r>
+      <w:pPr>
+        <w:rPr>
+          <w:rFonts w:ascii="Times New Roman" w:hAnsi="Times New Roman" w:cs="Times New Roman"/>
+        </w:rPr>
+      </w:pPr>
+      <w:r>
+        <w:rPr>
+          <w:rFonts w:ascii="Times New Roman" w:hAnsi="Times New Roman" w:cs="Times New Roman"/>
+        </w:rPr>
         <w:t>+---------------+------+------+-----------------+-----------------+-----------------+-----------------+------------------+</w:t>
       </w:r>
     </w:p>
-    <w:p/>
-    <w:p>
-      <w:r>
+    <w:p>
+      <w:pPr>
+        <w:rPr>
+          <w:rFonts w:ascii="Times New Roman" w:hAnsi="Times New Roman" w:cs="Times New Roman"/>
+        </w:rPr>
+      </w:pPr>
+    </w:p>
+    <w:p>
+      <w:pPr>
+        <w:jc w:val="both"/>
+        <w:rPr>
+          <w:rFonts w:ascii="Times New Roman" w:hAnsi="Times New Roman" w:cs="Times New Roman"/>
+          <w:i/>
+          <w:iCs/>
+        </w:rPr>
+      </w:pPr>
+      <w:r>
+        <w:rPr>
+          <w:rFonts w:ascii="Times New Roman" w:hAnsi="Times New Roman" w:cs="Times New Roman"/>
+          <w:i/>
+          <w:iCs/>
+        </w:rPr>
+        <w:t xml:space="preserve">The result tables below are </w:t>
+      </w:r>
+      <w:proofErr w:type="spellStart"/>
+      <w:r>
+        <w:rPr>
+          <w:rFonts w:ascii="Times New Roman" w:hAnsi="Times New Roman" w:cs="Times New Roman"/>
+          <w:i/>
+          <w:iCs/>
+        </w:rPr>
+        <w:t>Caliper’s</w:t>
+      </w:r>
+      <w:proofErr w:type="spellEnd"/>
+      <w:r>
+        <w:rPr>
+          <w:rFonts w:ascii="Times New Roman" w:hAnsi="Times New Roman" w:cs="Times New Roman"/>
+          <w:i/>
+          <w:iCs/>
+        </w:rPr>
+        <w:t xml:space="preserve"> per-round summaries. Each round name encodes the transaction volume and, where applicable, the intended send rate. Early low-volume rounds serve mainly as small-sample checks, whereas the later high-volume rounds are more useful for estimating sustained throughput. </w:t>
+      </w:r>
+    </w:p>
+    <w:p>
+      <w:pPr>
+        <w:rPr>
+          <w:rFonts w:ascii="Times New Roman" w:hAnsi="Times New Roman" w:cs="Times New Roman"/>
+        </w:rPr>
+      </w:pPr>
+    </w:p>
+    <w:p>
+      <w:pPr>
+        <w:rPr>
+          <w:rFonts w:ascii="Times New Roman" w:hAnsi="Times New Roman" w:cs="Times New Roman"/>
+        </w:rPr>
+      </w:pPr>
+      <w:r>
+        <w:rPr>
+          <w:rFonts w:ascii="Times New Roman" w:hAnsi="Times New Roman" w:cs="Times New Roman"/>
+        </w:rPr>
         <w:t xml:space="preserve">2025.11.28-09:04:18.905 </w:t>
       </w:r>
       <w:proofErr w:type="gramStart"/>
       <w:r>
+        <w:rPr>
+          <w:rFonts w:ascii="Times New Roman" w:hAnsi="Times New Roman" w:cs="Times New Roman"/>
+        </w:rPr>
         <w:t>info  [</w:t>
       </w:r>
       <w:proofErr w:type="spellStart"/>
       <w:proofErr w:type="gramEnd"/>
       <w:r>
+        <w:rPr>
+          <w:rFonts w:ascii="Times New Roman" w:hAnsi="Times New Roman" w:cs="Times New Roman"/>
+        </w:rPr>
         <w:t>caliper</w:t>
       </w:r>
       <w:proofErr w:type="spellEnd"/>
       <w:r>
+        <w:rPr>
+          <w:rFonts w:ascii="Times New Roman" w:hAnsi="Times New Roman" w:cs="Times New Roman"/>
+        </w:rPr>
         <w:t>] [report-</w:t>
       </w:r>
       <w:proofErr w:type="gramStart"/>
       <w:r>
+        <w:rPr>
+          <w:rFonts w:ascii="Times New Roman" w:hAnsi="Times New Roman" w:cs="Times New Roman"/>
+        </w:rPr>
         <w:t xml:space="preserve">builder]   </w:t>
       </w:r>
       <w:proofErr w:type="gramEnd"/>
       <w:r>
+        <w:rPr>
+          <w:rFonts w:ascii="Times New Roman" w:hAnsi="Times New Roman" w:cs="Times New Roman"/>
+        </w:rPr>
         <w:t xml:space="preserve">     ### Test result ###</w:t>
       </w:r>
     </w:p>
     <w:p>
-      <w:r>
+      <w:pPr>
+        <w:rPr>
+          <w:rFonts w:ascii="Times New Roman" w:hAnsi="Times New Roman" w:cs="Times New Roman"/>
+        </w:rPr>
+      </w:pPr>
+      <w:r>
+        <w:rPr>
+          <w:rFonts w:ascii="Times New Roman" w:hAnsi="Times New Roman" w:cs="Times New Roman"/>
+        </w:rPr>
         <w:t xml:space="preserve">2025.11.28-09:04:18.905 </w:t>
       </w:r>
       <w:proofErr w:type="gramStart"/>
       <w:r>
+        <w:rPr>
+          <w:rFonts w:ascii="Times New Roman" w:hAnsi="Times New Roman" w:cs="Times New Roman"/>
+        </w:rPr>
         <w:t>info  [</w:t>
       </w:r>
       <w:proofErr w:type="spellStart"/>
       <w:proofErr w:type="gramEnd"/>
       <w:r>
+        <w:rPr>
+          <w:rFonts w:ascii="Times New Roman" w:hAnsi="Times New Roman" w:cs="Times New Roman"/>
+        </w:rPr>
         <w:t>caliper</w:t>
       </w:r>
       <w:proofErr w:type="spellEnd"/>
       <w:r>
+        <w:rPr>
+          <w:rFonts w:ascii="Times New Roman" w:hAnsi="Times New Roman" w:cs="Times New Roman"/>
+        </w:rPr>
         <w:t>] [report-builder]</w:t>
       </w:r>
     </w:p>
     <w:p>
-      <w:r>
+      <w:pPr>
+        <w:rPr>
+          <w:rFonts w:ascii="Times New Roman" w:hAnsi="Times New Roman" w:cs="Times New Roman"/>
+        </w:rPr>
+      </w:pPr>
+      <w:r>
+        <w:rPr>
+          <w:rFonts w:ascii="Times New Roman" w:hAnsi="Times New Roman" w:cs="Times New Roman"/>
+        </w:rPr>
+        <w:lastRenderedPageBreak/>
         <w:t>+----------------+------+------+-----------------+-----------------+-----------------+-----------------+------------------+</w:t>
       </w:r>
     </w:p>
     <w:p>
-      <w:r>
+      <w:pPr>
+        <w:rPr>
+          <w:rFonts w:ascii="Times New Roman" w:hAnsi="Times New Roman" w:cs="Times New Roman"/>
+        </w:rPr>
+      </w:pPr>
+      <w:r>
+        <w:rPr>
+          <w:rFonts w:ascii="Times New Roman" w:hAnsi="Times New Roman" w:cs="Times New Roman"/>
+        </w:rPr>
         <w:t xml:space="preserve">| Name           | </w:t>
       </w:r>
       <w:proofErr w:type="spellStart"/>
       <w:r>
+        <w:rPr>
+          <w:rFonts w:ascii="Times New Roman" w:hAnsi="Times New Roman" w:cs="Times New Roman"/>
+        </w:rPr>
         <w:t>Succ</w:t>
       </w:r>
       <w:proofErr w:type="spellEnd"/>
       <w:r>
+        <w:rPr>
+          <w:rFonts w:ascii="Times New Roman" w:hAnsi="Times New Roman" w:cs="Times New Roman"/>
+        </w:rPr>
         <w:t xml:space="preserve"> | Fail | Send Rate (TPS) | Max Latency (s) | Min Latency (s) | </w:t>
       </w:r>
       <w:proofErr w:type="spellStart"/>
       <w:r>
+        <w:rPr>
+          <w:rFonts w:ascii="Times New Roman" w:hAnsi="Times New Roman" w:cs="Times New Roman"/>
+        </w:rPr>
         <w:t>Avg</w:t>
       </w:r>
       <w:proofErr w:type="spellEnd"/>
       <w:r>
+        <w:rPr>
+          <w:rFonts w:ascii="Times New Roman" w:hAnsi="Times New Roman" w:cs="Times New Roman"/>
+        </w:rPr>
         <w:t xml:space="preserve"> Latency (s) | Throughput (TPS) |</w:t>
       </w:r>
     </w:p>
     <w:p>
-      <w:r>
+      <w:pPr>
+        <w:rPr>
+          <w:rFonts w:ascii="Times New Roman" w:hAnsi="Times New Roman" w:cs="Times New Roman"/>
+        </w:rPr>
+      </w:pPr>
+      <w:r>
+        <w:rPr>
+          <w:rFonts w:ascii="Times New Roman" w:hAnsi="Times New Roman" w:cs="Times New Roman"/>
+        </w:rPr>
         <w:t>|----------------|------|------|-----------------|-----------------|-----------------|-----------------|------------------|</w:t>
       </w:r>
     </w:p>
     <w:p>
-      <w:r>
+      <w:pPr>
+        <w:rPr>
+          <w:rFonts w:ascii="Times New Roman" w:hAnsi="Times New Roman" w:cs="Times New Roman"/>
+        </w:rPr>
+      </w:pPr>
+      <w:r>
+        <w:rPr>
+          <w:rFonts w:ascii="Times New Roman" w:hAnsi="Times New Roman" w:cs="Times New Roman"/>
+        </w:rPr>
         <w:t xml:space="preserve">| recordvote_100 | </w:t>
       </w:r>
       <w:proofErr w:type="gramStart"/>
       <w:r>
+        <w:rPr>
+          <w:rFonts w:ascii="Times New Roman" w:hAnsi="Times New Roman" w:cs="Times New Roman"/>
+        </w:rPr>
         <w:t>100  |</w:t>
       </w:r>
       <w:proofErr w:type="gramEnd"/>
       <w:r>
+        <w:rPr>
+          <w:rFonts w:ascii="Times New Roman" w:hAnsi="Times New Roman" w:cs="Times New Roman"/>
+        </w:rPr>
         <w:t xml:space="preserve"> 0    | 38.9            | 2.08            | 0.45            | 1.92            | 22.3             |</w:t>
       </w:r>
     </w:p>
     <w:p>
-      <w:r>
+      <w:pPr>
+        <w:rPr>
+          <w:rFonts w:ascii="Times New Roman" w:hAnsi="Times New Roman" w:cs="Times New Roman"/>
+        </w:rPr>
+      </w:pPr>
+      <w:r>
+        <w:rPr>
+          <w:rFonts w:ascii="Times New Roman" w:hAnsi="Times New Roman" w:cs="Times New Roman"/>
+        </w:rPr>
         <w:t>+----------------+------+------+-----------------+-----------------+-----------------+-----------------+------------------+</w:t>
       </w:r>
     </w:p>
-    <w:p/>
-    <w:p>
-      <w:r>
+    <w:p>
+      <w:pPr>
+        <w:rPr>
+          <w:rFonts w:ascii="Times New Roman" w:hAnsi="Times New Roman" w:cs="Times New Roman"/>
+        </w:rPr>
+      </w:pPr>
+    </w:p>
+    <w:p>
+      <w:pPr>
+        <w:rPr>
+          <w:rFonts w:ascii="Times New Roman" w:hAnsi="Times New Roman" w:cs="Times New Roman"/>
+        </w:rPr>
+      </w:pPr>
+      <w:r>
+        <w:rPr>
+          <w:rFonts w:ascii="Times New Roman" w:hAnsi="Times New Roman" w:cs="Times New Roman"/>
+        </w:rPr>
         <w:t xml:space="preserve">2025.11.28-09:04:18.906 </w:t>
       </w:r>
       <w:proofErr w:type="gramStart"/>
       <w:r>
+        <w:rPr>
+          <w:rFonts w:ascii="Times New Roman" w:hAnsi="Times New Roman" w:cs="Times New Roman"/>
+        </w:rPr>
         <w:t>info  [</w:t>
       </w:r>
       <w:proofErr w:type="spellStart"/>
       <w:proofErr w:type="gramEnd"/>
       <w:r>
+        <w:rPr>
+          <w:rFonts w:ascii="Times New Roman" w:hAnsi="Times New Roman" w:cs="Times New Roman"/>
+        </w:rPr>
         <w:t>caliper</w:t>
       </w:r>
       <w:proofErr w:type="spellEnd"/>
       <w:r>
+        <w:rPr>
+          <w:rFonts w:ascii="Times New Roman" w:hAnsi="Times New Roman" w:cs="Times New Roman"/>
+        </w:rPr>
         <w:t>] [round-</w:t>
       </w:r>
       <w:proofErr w:type="gramStart"/>
       <w:r>
+        <w:rPr>
+          <w:rFonts w:ascii="Times New Roman" w:hAnsi="Times New Roman" w:cs="Times New Roman"/>
+        </w:rPr>
         <w:t xml:space="preserve">orchestrator]   </w:t>
       </w:r>
       <w:proofErr w:type="gramEnd"/>
       <w:r>
+        <w:rPr>
+          <w:rFonts w:ascii="Times New Roman" w:hAnsi="Times New Roman" w:cs="Times New Roman"/>
+        </w:rPr>
         <w:t xml:space="preserve"> Finished round 2 (recordvote_100) in 2025.11.28-09:04:35.295 </w:t>
       </w:r>
       <w:proofErr w:type="gramStart"/>
       <w:r>
+        <w:rPr>
+          <w:rFonts w:ascii="Times New Roman" w:hAnsi="Times New Roman" w:cs="Times New Roman"/>
+        </w:rPr>
         <w:t>info  [</w:t>
       </w:r>
       <w:proofErr w:type="spellStart"/>
       <w:proofErr w:type="gramEnd"/>
       <w:r>
+        <w:rPr>
+          <w:rFonts w:ascii="Times New Roman" w:hAnsi="Times New Roman" w:cs="Times New Roman"/>
+        </w:rPr>
         <w:t>caliper</w:t>
       </w:r>
       <w:proofErr w:type="spellEnd"/>
       <w:r>
+        <w:rPr>
+          <w:rFonts w:ascii="Times New Roman" w:hAnsi="Times New Roman" w:cs="Times New Roman"/>
+        </w:rPr>
         <w:t>] [report-</w:t>
       </w:r>
       <w:proofErr w:type="gramStart"/>
       <w:r>
+        <w:rPr>
+          <w:rFonts w:ascii="Times New Roman" w:hAnsi="Times New Roman" w:cs="Times New Roman"/>
+        </w:rPr>
         <w:t xml:space="preserve">builder]   </w:t>
       </w:r>
       <w:proofErr w:type="gramEnd"/>
       <w:r>
+        <w:rPr>
+          <w:rFonts w:ascii="Times New Roman" w:hAnsi="Times New Roman" w:cs="Times New Roman"/>
+        </w:rPr>
         <w:t xml:space="preserve">     ### Test result ###</w:t>
       </w:r>
     </w:p>
     <w:p>
-      <w:r>
+      <w:pPr>
+        <w:rPr>
+          <w:rFonts w:ascii="Times New Roman" w:hAnsi="Times New Roman" w:cs="Times New Roman"/>
+        </w:rPr>
+      </w:pPr>
+      <w:r>
+        <w:rPr>
+          <w:rFonts w:ascii="Times New Roman" w:hAnsi="Times New Roman" w:cs="Times New Roman"/>
+        </w:rPr>
         <w:t xml:space="preserve">2025.11.28-09:04:35.296 </w:t>
       </w:r>
       <w:proofErr w:type="gramStart"/>
       <w:r>
+        <w:rPr>
+          <w:rFonts w:ascii="Times New Roman" w:hAnsi="Times New Roman" w:cs="Times New Roman"/>
+        </w:rPr>
         <w:t>info  [</w:t>
       </w:r>
       <w:proofErr w:type="spellStart"/>
       <w:proofErr w:type="gramEnd"/>
       <w:r>
+        <w:rPr>
+          <w:rFonts w:ascii="Times New Roman" w:hAnsi="Times New Roman" w:cs="Times New Roman"/>
+        </w:rPr>
         <w:t>caliper</w:t>
       </w:r>
       <w:proofErr w:type="spellEnd"/>
       <w:r>
+        <w:rPr>
+          <w:rFonts w:ascii="Times New Roman" w:hAnsi="Times New Roman" w:cs="Times New Roman"/>
+        </w:rPr>
         <w:t>] [report-builder]</w:t>
       </w:r>
     </w:p>
     <w:p>
-      <w:r>
+      <w:pPr>
+        <w:rPr>
+          <w:rFonts w:ascii="Times New Roman" w:hAnsi="Times New Roman" w:cs="Times New Roman"/>
+        </w:rPr>
+      </w:pPr>
+      <w:r>
+        <w:rPr>
+          <w:rFonts w:ascii="Times New Roman" w:hAnsi="Times New Roman" w:cs="Times New Roman"/>
+        </w:rPr>
         <w:t>+-----------------+------+------+-----------------+-----------------+-----------------+-----------------+------------------+</w:t>
       </w:r>
     </w:p>
     <w:p>
-      <w:r>
+      <w:pPr>
+        <w:rPr>
+          <w:rFonts w:ascii="Times New Roman" w:hAnsi="Times New Roman" w:cs="Times New Roman"/>
+        </w:rPr>
+      </w:pPr>
+      <w:r>
+        <w:rPr>
+          <w:rFonts w:ascii="Times New Roman" w:hAnsi="Times New Roman" w:cs="Times New Roman"/>
+        </w:rPr>
         <w:t xml:space="preserve">| Name            | </w:t>
       </w:r>
       <w:proofErr w:type="spellStart"/>
       <w:r>
+        <w:rPr>
+          <w:rFonts w:ascii="Times New Roman" w:hAnsi="Times New Roman" w:cs="Times New Roman"/>
+        </w:rPr>
         <w:t>Succ</w:t>
       </w:r>
       <w:proofErr w:type="spellEnd"/>
       <w:r>
+        <w:rPr>
+          <w:rFonts w:ascii="Times New Roman" w:hAnsi="Times New Roman" w:cs="Times New Roman"/>
+        </w:rPr>
         <w:t xml:space="preserve"> | Fail | Send Rate (TPS) | Max Latency (s) | Min Latency (s) | </w:t>
       </w:r>
       <w:proofErr w:type="spellStart"/>
       <w:r>
+        <w:rPr>
+          <w:rFonts w:ascii="Times New Roman" w:hAnsi="Times New Roman" w:cs="Times New Roman"/>
+        </w:rPr>
         <w:t>Avg</w:t>
       </w:r>
       <w:proofErr w:type="spellEnd"/>
       <w:r>
+        <w:rPr>
+          <w:rFonts w:ascii="Times New Roman" w:hAnsi="Times New Roman" w:cs="Times New Roman"/>
+        </w:rPr>
         <w:t xml:space="preserve"> Latency (s) | Throughput (TPS) |</w:t>
       </w:r>
     </w:p>
     <w:p>
-      <w:r>
+      <w:pPr>
+        <w:rPr>
+          <w:rFonts w:ascii="Times New Roman" w:hAnsi="Times New Roman" w:cs="Times New Roman"/>
+        </w:rPr>
+      </w:pPr>
+      <w:r>
+        <w:rPr>
+          <w:rFonts w:ascii="Times New Roman" w:hAnsi="Times New Roman" w:cs="Times New Roman"/>
+        </w:rPr>
+        <w:t>|-----------------|------|------|-----------------|-----------------|-----------------|-----------------|------------------|</w:t>
+      </w:r>
+    </w:p>
+    <w:p>
+      <w:pPr>
+        <w:rPr>
+          <w:rFonts w:ascii="Times New Roman" w:hAnsi="Times New Roman" w:cs="Times New Roman"/>
+        </w:rPr>
+      </w:pPr>
+      <w:r>
+        <w:rPr>
+          <w:rFonts w:ascii="Times New Roman" w:hAnsi="Times New Roman" w:cs="Times New Roman"/>
+        </w:rPr>
+        <w:t>| recordvote_1000 | 1000 | 0    | 240.8           | 2.05            | 0.30            | 0.82            | 224.0            |</w:t>
+      </w:r>
+    </w:p>
+    <w:p>
+      <w:pPr>
+        <w:rPr>
+          <w:rFonts w:ascii="Times New Roman" w:hAnsi="Times New Roman" w:cs="Times New Roman"/>
+        </w:rPr>
+      </w:pPr>
+      <w:r>
+        <w:rPr>
+          <w:rFonts w:ascii="Times New Roman" w:hAnsi="Times New Roman" w:cs="Times New Roman"/>
+        </w:rPr>
+        <w:t>+-----------------+------+------+-----------------+-----------------+-----------------+-----------------+------------------+</w:t>
+      </w:r>
+    </w:p>
+    <w:p>
+      <w:pPr>
+        <w:rPr>
+          <w:rFonts w:ascii="Times New Roman" w:hAnsi="Times New Roman" w:cs="Times New Roman"/>
+        </w:rPr>
+      </w:pPr>
+    </w:p>
+    <w:p>
+      <w:pPr>
+        <w:rPr>
+          <w:rFonts w:ascii="Times New Roman" w:hAnsi="Times New Roman" w:cs="Times New Roman"/>
+        </w:rPr>
+      </w:pPr>
+      <w:r>
+        <w:rPr>
+          <w:rFonts w:ascii="Times New Roman" w:hAnsi="Times New Roman" w:cs="Times New Roman"/>
+        </w:rPr>
+        <w:t xml:space="preserve">2025.11.28-09:05:07.858 </w:t>
+      </w:r>
+      <w:proofErr w:type="gramStart"/>
+      <w:r>
+        <w:rPr>
+          <w:rFonts w:ascii="Times New Roman" w:hAnsi="Times New Roman" w:cs="Times New Roman"/>
+        </w:rPr>
+        <w:t>info  [</w:t>
+      </w:r>
+      <w:proofErr w:type="spellStart"/>
+      <w:proofErr w:type="gramEnd"/>
+      <w:r>
+        <w:rPr>
+          <w:rFonts w:ascii="Times New Roman" w:hAnsi="Times New Roman" w:cs="Times New Roman"/>
+        </w:rPr>
+        <w:t>caliper</w:t>
+      </w:r>
+      <w:proofErr w:type="spellEnd"/>
+      <w:r>
+        <w:rPr>
+          <w:rFonts w:ascii="Times New Roman" w:hAnsi="Times New Roman" w:cs="Times New Roman"/>
+        </w:rPr>
+        <w:t>] [report-</w:t>
+      </w:r>
+      <w:proofErr w:type="gramStart"/>
+      <w:r>
+        <w:rPr>
+          <w:rFonts w:ascii="Times New Roman" w:hAnsi="Times New Roman" w:cs="Times New Roman"/>
+        </w:rPr>
+        <w:t xml:space="preserve">builder]   </w:t>
+      </w:r>
+      <w:proofErr w:type="gramEnd"/>
+      <w:r>
+        <w:rPr>
+          <w:rFonts w:ascii="Times New Roman" w:hAnsi="Times New Roman" w:cs="Times New Roman"/>
+        </w:rPr>
+        <w:t xml:space="preserve">     ### Test result ###</w:t>
+      </w:r>
+    </w:p>
+    <w:p>
+      <w:pPr>
+        <w:rPr>
+          <w:rFonts w:ascii="Times New Roman" w:hAnsi="Times New Roman" w:cs="Times New Roman"/>
+        </w:rPr>
+      </w:pPr>
+      <w:r>
+        <w:rPr>
+          <w:rFonts w:ascii="Times New Roman" w:hAnsi="Times New Roman" w:cs="Times New Roman"/>
+        </w:rPr>
+        <w:t xml:space="preserve">2025.11.28-09:05:07.858 </w:t>
+      </w:r>
+      <w:proofErr w:type="gramStart"/>
+      <w:r>
+        <w:rPr>
+          <w:rFonts w:ascii="Times New Roman" w:hAnsi="Times New Roman" w:cs="Times New Roman"/>
+        </w:rPr>
+        <w:t>info  [</w:t>
+      </w:r>
+      <w:proofErr w:type="spellStart"/>
+      <w:proofErr w:type="gramEnd"/>
+      <w:r>
+        <w:rPr>
+          <w:rFonts w:ascii="Times New Roman" w:hAnsi="Times New Roman" w:cs="Times New Roman"/>
+        </w:rPr>
+        <w:t>caliper</w:t>
+      </w:r>
+      <w:proofErr w:type="spellEnd"/>
+      <w:r>
+        <w:rPr>
+          <w:rFonts w:ascii="Times New Roman" w:hAnsi="Times New Roman" w:cs="Times New Roman"/>
+        </w:rPr>
+        <w:t>] [report-builder]</w:t>
+      </w:r>
+    </w:p>
+    <w:p>
+      <w:pPr>
+        <w:rPr>
+          <w:rFonts w:ascii="Times New Roman" w:hAnsi="Times New Roman" w:cs="Times New Roman"/>
+        </w:rPr>
+      </w:pPr>
+      <w:r>
+        <w:rPr>
+          <w:rFonts w:ascii="Times New Roman" w:hAnsi="Times New Roman" w:cs="Times New Roman"/>
+        </w:rPr>
+        <w:t>+--------------------------+-------+------+-----------------+-----------------+-----------------+-----------------+------------------+</w:t>
+      </w:r>
+    </w:p>
+    <w:p>
+      <w:pPr>
+        <w:rPr>
+          <w:rFonts w:ascii="Times New Roman" w:hAnsi="Times New Roman" w:cs="Times New Roman"/>
+        </w:rPr>
+      </w:pPr>
+      <w:r>
+        <w:rPr>
+          <w:rFonts w:ascii="Times New Roman" w:hAnsi="Times New Roman" w:cs="Times New Roman"/>
+        </w:rPr>
+        <w:t xml:space="preserve">| Name                     | </w:t>
+      </w:r>
+      <w:proofErr w:type="spellStart"/>
+      <w:proofErr w:type="gramStart"/>
+      <w:r>
+        <w:rPr>
+          <w:rFonts w:ascii="Times New Roman" w:hAnsi="Times New Roman" w:cs="Times New Roman"/>
+        </w:rPr>
+        <w:t>Succ</w:t>
+      </w:r>
+      <w:proofErr w:type="spellEnd"/>
+      <w:r>
+        <w:rPr>
+          <w:rFonts w:ascii="Times New Roman" w:hAnsi="Times New Roman" w:cs="Times New Roman"/>
+        </w:rPr>
+        <w:t xml:space="preserve">  |</w:t>
+      </w:r>
+      <w:proofErr w:type="gramEnd"/>
+      <w:r>
+        <w:rPr>
+          <w:rFonts w:ascii="Times New Roman" w:hAnsi="Times New Roman" w:cs="Times New Roman"/>
+        </w:rPr>
+        <w:t xml:space="preserve"> Fail | Send Rate (TPS) | Max Latency (s) | Min Latency (s) | </w:t>
+      </w:r>
+      <w:proofErr w:type="spellStart"/>
+      <w:r>
+        <w:rPr>
+          <w:rFonts w:ascii="Times New Roman" w:hAnsi="Times New Roman" w:cs="Times New Roman"/>
+        </w:rPr>
+        <w:t>Avg</w:t>
+      </w:r>
+      <w:proofErr w:type="spellEnd"/>
+      <w:r>
+        <w:rPr>
+          <w:rFonts w:ascii="Times New Roman" w:hAnsi="Times New Roman" w:cs="Times New Roman"/>
+        </w:rPr>
+        <w:t xml:space="preserve"> Latency (s) | Throughput (TPS) |</w:t>
+      </w:r>
+    </w:p>
+    <w:p>
+      <w:pPr>
+        <w:rPr>
+          <w:rFonts w:ascii="Times New Roman" w:hAnsi="Times New Roman" w:cs="Times New Roman"/>
+        </w:rPr>
+      </w:pPr>
+      <w:r>
+        <w:rPr>
+          <w:rFonts w:ascii="Times New Roman" w:hAnsi="Times New Roman" w:cs="Times New Roman"/>
+        </w:rPr>
+        <w:t>|--------------------------|-------|------|-----------------|-----------------|-----------------|-----------------|------------------|</w:t>
+      </w:r>
+    </w:p>
+    <w:p>
+      <w:pPr>
+        <w:rPr>
+          <w:rFonts w:ascii="Times New Roman" w:hAnsi="Times New Roman" w:cs="Times New Roman"/>
+        </w:rPr>
+      </w:pPr>
+      <w:r>
+        <w:rPr>
+          <w:rFonts w:ascii="Times New Roman" w:hAnsi="Times New Roman" w:cs="Times New Roman"/>
+        </w:rPr>
+        <w:t>| recordvote_10000_tps2500 | 10000 | 0    | 532.8           | 2.28            | 0.28            | 0.87            | 484.6            |</w:t>
+      </w:r>
+    </w:p>
+    <w:p>
+      <w:pPr>
+        <w:rPr>
+          <w:rFonts w:ascii="Times New Roman" w:hAnsi="Times New Roman" w:cs="Times New Roman"/>
+        </w:rPr>
+      </w:pPr>
+      <w:r>
+        <w:rPr>
+          <w:rFonts w:ascii="Times New Roman" w:hAnsi="Times New Roman" w:cs="Times New Roman"/>
+        </w:rPr>
+        <w:t>+--------------------------+-------+------+-----------------+-----------------+-----------------+-----------------+------------------+</w:t>
+      </w:r>
+    </w:p>
+    <w:p>
+      <w:pPr>
+        <w:rPr>
+          <w:rFonts w:ascii="Times New Roman" w:hAnsi="Times New Roman" w:cs="Times New Roman"/>
+        </w:rPr>
+      </w:pPr>
+    </w:p>
+    <w:p>
+      <w:pPr>
+        <w:rPr>
+          <w:rFonts w:ascii="Times New Roman" w:hAnsi="Times New Roman" w:cs="Times New Roman"/>
+        </w:rPr>
+      </w:pPr>
+      <w:r>
+        <w:rPr>
+          <w:rFonts w:ascii="Times New Roman" w:hAnsi="Times New Roman" w:cs="Times New Roman"/>
+        </w:rPr>
+        <w:t xml:space="preserve">2025.11.28-09:05:36.420 </w:t>
+      </w:r>
+      <w:proofErr w:type="gramStart"/>
+      <w:r>
+        <w:rPr>
+          <w:rFonts w:ascii="Times New Roman" w:hAnsi="Times New Roman" w:cs="Times New Roman"/>
+        </w:rPr>
+        <w:t>info  [</w:t>
+      </w:r>
+      <w:proofErr w:type="spellStart"/>
+      <w:proofErr w:type="gramEnd"/>
+      <w:r>
+        <w:rPr>
+          <w:rFonts w:ascii="Times New Roman" w:hAnsi="Times New Roman" w:cs="Times New Roman"/>
+        </w:rPr>
+        <w:t>caliper</w:t>
+      </w:r>
+      <w:proofErr w:type="spellEnd"/>
+      <w:r>
+        <w:rPr>
+          <w:rFonts w:ascii="Times New Roman" w:hAnsi="Times New Roman" w:cs="Times New Roman"/>
+        </w:rPr>
+        <w:t>] [report-</w:t>
+      </w:r>
+      <w:proofErr w:type="gramStart"/>
+      <w:r>
+        <w:rPr>
+          <w:rFonts w:ascii="Times New Roman" w:hAnsi="Times New Roman" w:cs="Times New Roman"/>
+        </w:rPr>
+        <w:t xml:space="preserve">builder]   </w:t>
+      </w:r>
+      <w:proofErr w:type="gramEnd"/>
+      <w:r>
+        <w:rPr>
+          <w:rFonts w:ascii="Times New Roman" w:hAnsi="Times New Roman" w:cs="Times New Roman"/>
+        </w:rPr>
+        <w:t xml:space="preserve">     ### Test result ###</w:t>
+      </w:r>
+    </w:p>
+    <w:p>
+      <w:pPr>
+        <w:rPr>
+          <w:rFonts w:ascii="Times New Roman" w:hAnsi="Times New Roman" w:cs="Times New Roman"/>
+        </w:rPr>
+      </w:pPr>
+      <w:r>
+        <w:rPr>
+          <w:rFonts w:ascii="Times New Roman" w:hAnsi="Times New Roman" w:cs="Times New Roman"/>
+        </w:rPr>
+        <w:t xml:space="preserve">2025.11.28-09:05:36.420 </w:t>
+      </w:r>
+      <w:proofErr w:type="gramStart"/>
+      <w:r>
+        <w:rPr>
+          <w:rFonts w:ascii="Times New Roman" w:hAnsi="Times New Roman" w:cs="Times New Roman"/>
+        </w:rPr>
+        <w:t>info  [</w:t>
+      </w:r>
+      <w:proofErr w:type="spellStart"/>
+      <w:proofErr w:type="gramEnd"/>
+      <w:r>
+        <w:rPr>
+          <w:rFonts w:ascii="Times New Roman" w:hAnsi="Times New Roman" w:cs="Times New Roman"/>
+        </w:rPr>
+        <w:t>caliper</w:t>
+      </w:r>
+      <w:proofErr w:type="spellEnd"/>
+      <w:r>
+        <w:rPr>
+          <w:rFonts w:ascii="Times New Roman" w:hAnsi="Times New Roman" w:cs="Times New Roman"/>
+        </w:rPr>
+        <w:t>] [report-builder]</w:t>
+      </w:r>
+    </w:p>
+    <w:p>
+      <w:pPr>
+        <w:rPr>
+          <w:rFonts w:ascii="Times New Roman" w:hAnsi="Times New Roman" w:cs="Times New Roman"/>
+        </w:rPr>
+      </w:pPr>
+      <w:r>
+        <w:rPr>
+          <w:rFonts w:ascii="Times New Roman" w:hAnsi="Times New Roman" w:cs="Times New Roman"/>
+        </w:rPr>
         <w:lastRenderedPageBreak/>
-        <w:t>|-----------------|------|------|-----------------|-----------------|-----------------|-----------------|------------------|</w:t>
-      </w:r>
-    </w:p>
-    <w:p>
-      <w:r>
-        <w:t>| recordvote_1000 | 1000 | 0    | 240.8           | 2.05            | 0.30            | 0.82            | 224.0            |</w:t>
-      </w:r>
-    </w:p>
-    <w:p>
-      <w:r>
-        <w:t>+-----------------+------+------+-----------------+-----------------+-----------------+-----------------+------------------+</w:t>
-      </w:r>
-    </w:p>
-    <w:p/>
-    <w:p>
-      <w:r>
-        <w:t xml:space="preserve">2025.11.28-09:05:07.858 </w:t>
-      </w:r>
-      <w:proofErr w:type="gramStart"/>
-      <w:r>
+        <w:t>+--------------------------+-------+------+-----------------+-----------------+-----------------+-----------------+------------------+</w:t>
+      </w:r>
+    </w:p>
+    <w:p>
+      <w:pPr>
+        <w:rPr>
+          <w:rFonts w:ascii="Times New Roman" w:hAnsi="Times New Roman" w:cs="Times New Roman"/>
+        </w:rPr>
+      </w:pPr>
+      <w:r>
+        <w:rPr>
+          <w:rFonts w:ascii="Times New Roman" w:hAnsi="Times New Roman" w:cs="Times New Roman"/>
+        </w:rPr>
+        <w:t xml:space="preserve">| Name                     | </w:t>
+      </w:r>
+      <w:proofErr w:type="spellStart"/>
+      <w:proofErr w:type="gramStart"/>
+      <w:r>
+        <w:rPr>
+          <w:rFonts w:ascii="Times New Roman" w:hAnsi="Times New Roman" w:cs="Times New Roman"/>
+        </w:rPr>
+        <w:t>Succ</w:t>
+      </w:r>
+      <w:proofErr w:type="spellEnd"/>
+      <w:r>
+        <w:rPr>
+          <w:rFonts w:ascii="Times New Roman" w:hAnsi="Times New Roman" w:cs="Times New Roman"/>
+        </w:rPr>
+        <w:t xml:space="preserve">  |</w:t>
+      </w:r>
+      <w:proofErr w:type="gramEnd"/>
+      <w:r>
+        <w:rPr>
+          <w:rFonts w:ascii="Times New Roman" w:hAnsi="Times New Roman" w:cs="Times New Roman"/>
+        </w:rPr>
+        <w:t xml:space="preserve"> Fail | Send Rate (TPS) | Max Latency (s) | Min Latency (s) | </w:t>
+      </w:r>
+      <w:proofErr w:type="spellStart"/>
+      <w:r>
+        <w:rPr>
+          <w:rFonts w:ascii="Times New Roman" w:hAnsi="Times New Roman" w:cs="Times New Roman"/>
+        </w:rPr>
+        <w:t>Avg</w:t>
+      </w:r>
+      <w:proofErr w:type="spellEnd"/>
+      <w:r>
+        <w:rPr>
+          <w:rFonts w:ascii="Times New Roman" w:hAnsi="Times New Roman" w:cs="Times New Roman"/>
+        </w:rPr>
+        <w:t xml:space="preserve"> Latency (s) | Throughput (TPS) |</w:t>
+      </w:r>
+    </w:p>
+    <w:p>
+      <w:pPr>
+        <w:rPr>
+          <w:rFonts w:ascii="Times New Roman" w:hAnsi="Times New Roman" w:cs="Times New Roman"/>
+        </w:rPr>
+      </w:pPr>
+      <w:r>
+        <w:rPr>
+          <w:rFonts w:ascii="Times New Roman" w:hAnsi="Times New Roman" w:cs="Times New Roman"/>
+        </w:rPr>
+        <w:t>|--------------------------|-------|------|-----------------|-----------------|-----------------|-----------------|------------------|</w:t>
+      </w:r>
+    </w:p>
+    <w:p>
+      <w:pPr>
+        <w:rPr>
+          <w:rFonts w:ascii="Times New Roman" w:hAnsi="Times New Roman" w:cs="Times New Roman"/>
+        </w:rPr>
+      </w:pPr>
+      <w:r>
+        <w:rPr>
+          <w:rFonts w:ascii="Times New Roman" w:hAnsi="Times New Roman" w:cs="Times New Roman"/>
+        </w:rPr>
+        <w:t>| recordvote_10000_tps5000 | 10000 | 0    | 618.9           | 2.07            | 0.35            | 0.77            | 601.4            |</w:t>
+      </w:r>
+    </w:p>
+    <w:p>
+      <w:pPr>
+        <w:rPr>
+          <w:rFonts w:ascii="Times New Roman" w:hAnsi="Times New Roman" w:cs="Times New Roman"/>
+        </w:rPr>
+      </w:pPr>
+      <w:r>
+        <w:rPr>
+          <w:rFonts w:ascii="Times New Roman" w:hAnsi="Times New Roman" w:cs="Times New Roman"/>
+        </w:rPr>
+        <w:t>+--------------------------+-------+------+-----------------+-----------------+-----------------+-----------------+------------------+</w:t>
+      </w:r>
+    </w:p>
+    <w:p>
+      <w:pPr>
+        <w:rPr>
+          <w:rFonts w:ascii="Times New Roman" w:hAnsi="Times New Roman" w:cs="Times New Roman"/>
+        </w:rPr>
+      </w:pPr>
+    </w:p>
+    <w:p>
+      <w:pPr>
+        <w:rPr>
+          <w:rFonts w:ascii="Times New Roman" w:hAnsi="Times New Roman" w:cs="Times New Roman"/>
+        </w:rPr>
+      </w:pPr>
+      <w:r>
+        <w:rPr>
+          <w:rFonts w:ascii="Times New Roman" w:hAnsi="Times New Roman" w:cs="Times New Roman"/>
+        </w:rPr>
+        <w:t xml:space="preserve">2025.11.28-09:06:59.091 </w:t>
+      </w:r>
+      <w:proofErr w:type="gramStart"/>
+      <w:r>
+        <w:rPr>
+          <w:rFonts w:ascii="Times New Roman" w:hAnsi="Times New Roman" w:cs="Times New Roman"/>
+        </w:rPr>
         <w:t>info  [</w:t>
       </w:r>
       <w:proofErr w:type="spellStart"/>
       <w:proofErr w:type="gramEnd"/>
       <w:r>
+        <w:rPr>
+          <w:rFonts w:ascii="Times New Roman" w:hAnsi="Times New Roman" w:cs="Times New Roman"/>
+        </w:rPr>
         <w:t>caliper</w:t>
       </w:r>
       <w:proofErr w:type="spellEnd"/>
       <w:r>
+        <w:rPr>
+          <w:rFonts w:ascii="Times New Roman" w:hAnsi="Times New Roman" w:cs="Times New Roman"/>
+        </w:rPr>
         <w:t>] [report-</w:t>
       </w:r>
       <w:proofErr w:type="gramStart"/>
       <w:r>
+        <w:rPr>
+          <w:rFonts w:ascii="Times New Roman" w:hAnsi="Times New Roman" w:cs="Times New Roman"/>
+        </w:rPr>
         <w:t xml:space="preserve">builder]   </w:t>
       </w:r>
       <w:proofErr w:type="gramEnd"/>
       <w:r>
+        <w:rPr>
+          <w:rFonts w:ascii="Times New Roman" w:hAnsi="Times New Roman" w:cs="Times New Roman"/>
+        </w:rPr>
         <w:t xml:space="preserve">     ### Test result ###</w:t>
       </w:r>
     </w:p>
     <w:p>
-      <w:r>
-        <w:t xml:space="preserve">2025.11.28-09:05:07.858 </w:t>
-      </w:r>
-      <w:proofErr w:type="gramStart"/>
-      <w:r>
+      <w:pPr>
+        <w:rPr>
+          <w:rFonts w:ascii="Times New Roman" w:hAnsi="Times New Roman" w:cs="Times New Roman"/>
+        </w:rPr>
+      </w:pPr>
+      <w:r>
+        <w:rPr>
+          <w:rFonts w:ascii="Times New Roman" w:hAnsi="Times New Roman" w:cs="Times New Roman"/>
+        </w:rPr>
+        <w:t xml:space="preserve">2025.11.28-09:06:59.092 </w:t>
+      </w:r>
+      <w:proofErr w:type="gramStart"/>
+      <w:r>
+        <w:rPr>
+          <w:rFonts w:ascii="Times New Roman" w:hAnsi="Times New Roman" w:cs="Times New Roman"/>
+        </w:rPr>
         <w:t>info  [</w:t>
       </w:r>
       <w:proofErr w:type="spellStart"/>
       <w:proofErr w:type="gramEnd"/>
       <w:r>
+        <w:rPr>
+          <w:rFonts w:ascii="Times New Roman" w:hAnsi="Times New Roman" w:cs="Times New Roman"/>
+        </w:rPr>
         <w:t>caliper</w:t>
       </w:r>
       <w:proofErr w:type="spellEnd"/>
       <w:r>
+        <w:rPr>
+          <w:rFonts w:ascii="Times New Roman" w:hAnsi="Times New Roman" w:cs="Times New Roman"/>
+        </w:rPr>
         <w:t>] [report-builder]</w:t>
       </w:r>
     </w:p>
     <w:p>
-      <w:r>
+      <w:pPr>
+        <w:rPr>
+          <w:rFonts w:ascii="Times New Roman" w:hAnsi="Times New Roman" w:cs="Times New Roman"/>
+        </w:rPr>
+      </w:pPr>
+      <w:r>
+        <w:rPr>
+          <w:rFonts w:ascii="Times New Roman" w:hAnsi="Times New Roman" w:cs="Times New Roman"/>
+        </w:rPr>
         <w:t>+--------------------------+-------+------+-----------------+-----------------+-----------------+-----------------+------------------+</w:t>
       </w:r>
     </w:p>
     <w:p>
-      <w:r>
+      <w:pPr>
+        <w:rPr>
+          <w:rFonts w:ascii="Times New Roman" w:hAnsi="Times New Roman" w:cs="Times New Roman"/>
+        </w:rPr>
+      </w:pPr>
+      <w:r>
+        <w:rPr>
+          <w:rFonts w:ascii="Times New Roman" w:hAnsi="Times New Roman" w:cs="Times New Roman"/>
+        </w:rPr>
         <w:t xml:space="preserve">| Name                     | </w:t>
       </w:r>
       <w:proofErr w:type="spellStart"/>
       <w:proofErr w:type="gramStart"/>
       <w:r>
+        <w:rPr>
+          <w:rFonts w:ascii="Times New Roman" w:hAnsi="Times New Roman" w:cs="Times New Roman"/>
+        </w:rPr>
         <w:t>Succ</w:t>
       </w:r>
       <w:proofErr w:type="spellEnd"/>
       <w:r>
+        <w:rPr>
+          <w:rFonts w:ascii="Times New Roman" w:hAnsi="Times New Roman" w:cs="Times New Roman"/>
+        </w:rPr>
         <w:t xml:space="preserve">  |</w:t>
       </w:r>
       <w:proofErr w:type="gramEnd"/>
       <w:r>
+        <w:rPr>
+          <w:rFonts w:ascii="Times New Roman" w:hAnsi="Times New Roman" w:cs="Times New Roman"/>
+        </w:rPr>
         <w:t xml:space="preserve"> Fail | Send Rate (TPS) | Max Latency (s) | Min Latency (s) | </w:t>
       </w:r>
       <w:proofErr w:type="spellStart"/>
       <w:r>
+        <w:rPr>
+          <w:rFonts w:ascii="Times New Roman" w:hAnsi="Times New Roman" w:cs="Times New Roman"/>
+        </w:rPr>
         <w:t>Avg</w:t>
       </w:r>
       <w:proofErr w:type="spellEnd"/>
       <w:r>
+        <w:rPr>
+          <w:rFonts w:ascii="Times New Roman" w:hAnsi="Times New Roman" w:cs="Times New Roman"/>
+        </w:rPr>
         <w:t xml:space="preserve"> Latency (s) | Throughput (TPS) |</w:t>
       </w:r>
     </w:p>
     <w:p>
-      <w:r>
+      <w:pPr>
+        <w:rPr>
+          <w:rFonts w:ascii="Times New Roman" w:hAnsi="Times New Roman" w:cs="Times New Roman"/>
+        </w:rPr>
+      </w:pPr>
+      <w:r>
+        <w:rPr>
+          <w:rFonts w:ascii="Times New Roman" w:hAnsi="Times New Roman" w:cs="Times New Roman"/>
+        </w:rPr>
         <w:t>|--------------------------|-------|------|-----------------|-----------------|-----------------|-----------------|------------------|</w:t>
       </w:r>
     </w:p>
     <w:p>
-      <w:r>
-        <w:t>| recordvote_10000_tps2500 | 10000 | 0    | 532.8           | 2.28            | 0.28            | 0.87            | 484.6            |</w:t>
-      </w:r>
-    </w:p>
-    <w:p>
-      <w:r>
+      <w:pPr>
+        <w:rPr>
+          <w:rFonts w:ascii="Times New Roman" w:hAnsi="Times New Roman" w:cs="Times New Roman"/>
+        </w:rPr>
+      </w:pPr>
+      <w:r>
+        <w:rPr>
+          <w:rFonts w:ascii="Times New Roman" w:hAnsi="Times New Roman" w:cs="Times New Roman"/>
+        </w:rPr>
+        <w:t>| recordvote_50000_tps5000 | 50000 | 0    | 712.2           | 2.05            | 0.31            | 0.81            | 706.6            |</w:t>
+      </w:r>
+    </w:p>
+    <w:p>
+      <w:pPr>
+        <w:rPr>
+          <w:rFonts w:ascii="Times New Roman" w:hAnsi="Times New Roman" w:cs="Times New Roman"/>
+        </w:rPr>
+      </w:pPr>
+      <w:r>
+        <w:rPr>
+          <w:rFonts w:ascii="Times New Roman" w:hAnsi="Times New Roman" w:cs="Times New Roman"/>
+        </w:rPr>
         <w:t>+--------------------------+-------+------+-----------------+-----------------+-----------------+-----------------+------------------+</w:t>
       </w:r>
     </w:p>
-    <w:p/>
-    <w:p>
-      <w:r>
-        <w:t xml:space="preserve">2025.11.28-09:05:36.420 </w:t>
-      </w:r>
-      <w:proofErr w:type="gramStart"/>
-      <w:r>
+    <w:p>
+      <w:pPr>
+        <w:rPr>
+          <w:rFonts w:ascii="Times New Roman" w:hAnsi="Times New Roman" w:cs="Times New Roman"/>
+        </w:rPr>
+      </w:pPr>
+    </w:p>
+    <w:p>
+      <w:pPr>
+        <w:rPr>
+          <w:rFonts w:ascii="Times New Roman" w:hAnsi="Times New Roman" w:cs="Times New Roman"/>
+        </w:rPr>
+      </w:pPr>
+      <w:r>
+        <w:rPr>
+          <w:rFonts w:ascii="Times New Roman" w:hAnsi="Times New Roman" w:cs="Times New Roman"/>
+        </w:rPr>
+        <w:t xml:space="preserve">2025.11.28-09:06:59.092 </w:t>
+      </w:r>
+      <w:proofErr w:type="gramStart"/>
+      <w:r>
+        <w:rPr>
+          <w:rFonts w:ascii="Times New Roman" w:hAnsi="Times New Roman" w:cs="Times New Roman"/>
+        </w:rPr>
         <w:t>info  [</w:t>
       </w:r>
       <w:proofErr w:type="spellStart"/>
       <w:proofErr w:type="gramEnd"/>
       <w:r>
+        <w:rPr>
+          <w:rFonts w:ascii="Times New Roman" w:hAnsi="Times New Roman" w:cs="Times New Roman"/>
+        </w:rPr>
         <w:t>caliper</w:t>
       </w:r>
       <w:proofErr w:type="spellEnd"/>
       <w:r>
+        <w:rPr>
+          <w:rFonts w:ascii="Times New Roman" w:hAnsi="Times New Roman" w:cs="Times New Roman"/>
+        </w:rPr>
+        <w:t>] [round-</w:t>
+      </w:r>
+      <w:proofErr w:type="gramStart"/>
+      <w:r>
+        <w:rPr>
+          <w:rFonts w:ascii="Times New Roman" w:hAnsi="Times New Roman" w:cs="Times New Roman"/>
+        </w:rPr>
+        <w:t xml:space="preserve">orchestrator]   </w:t>
+      </w:r>
+      <w:proofErr w:type="gramEnd"/>
+      <w:r>
+        <w:rPr>
+          <w:rFonts w:ascii="Times New Roman" w:hAnsi="Times New Roman" w:cs="Times New Roman"/>
+        </w:rPr>
+        <w:t xml:space="preserve"> Finished round 6 (recordvote_50000_tps5000) in 71.644 seconds</w:t>
+      </w:r>
+    </w:p>
+    <w:p>
+      <w:pPr>
+        <w:rPr>
+          <w:rFonts w:ascii="Times New Roman" w:hAnsi="Times New Roman" w:cs="Times New Roman"/>
+        </w:rPr>
+      </w:pPr>
+      <w:r>
+        <w:rPr>
+          <w:rFonts w:ascii="Times New Roman" w:hAnsi="Times New Roman" w:cs="Times New Roman"/>
+        </w:rPr>
+        <w:t xml:space="preserve">2025.11.28-09:08:23.934 </w:t>
+      </w:r>
+      <w:proofErr w:type="gramStart"/>
+      <w:r>
+        <w:rPr>
+          <w:rFonts w:ascii="Times New Roman" w:hAnsi="Times New Roman" w:cs="Times New Roman"/>
+        </w:rPr>
+        <w:t>info  [</w:t>
+      </w:r>
+      <w:proofErr w:type="spellStart"/>
+      <w:proofErr w:type="gramEnd"/>
+      <w:r>
+        <w:rPr>
+          <w:rFonts w:ascii="Times New Roman" w:hAnsi="Times New Roman" w:cs="Times New Roman"/>
+        </w:rPr>
+        <w:t>caliper</w:t>
+      </w:r>
+      <w:proofErr w:type="spellEnd"/>
+      <w:r>
+        <w:rPr>
+          <w:rFonts w:ascii="Times New Roman" w:hAnsi="Times New Roman" w:cs="Times New Roman"/>
+        </w:rPr>
         <w:t>] [report-</w:t>
       </w:r>
       <w:proofErr w:type="gramStart"/>
       <w:r>
+        <w:rPr>
+          <w:rFonts w:ascii="Times New Roman" w:hAnsi="Times New Roman" w:cs="Times New Roman"/>
+        </w:rPr>
         <w:t xml:space="preserve">builder]   </w:t>
       </w:r>
       <w:proofErr w:type="gramEnd"/>
       <w:r>
+        <w:rPr>
+          <w:rFonts w:ascii="Times New Roman" w:hAnsi="Times New Roman" w:cs="Times New Roman"/>
+        </w:rPr>
         <w:t xml:space="preserve">     ### Test result ###</w:t>
       </w:r>
     </w:p>
     <w:p>
-      <w:r>
-        <w:t xml:space="preserve">2025.11.28-09:05:36.420 </w:t>
-      </w:r>
-      <w:proofErr w:type="gramStart"/>
-      <w:r>
+      <w:pPr>
+        <w:rPr>
+          <w:rFonts w:ascii="Times New Roman" w:hAnsi="Times New Roman" w:cs="Times New Roman"/>
+        </w:rPr>
+      </w:pPr>
+      <w:r>
+        <w:rPr>
+          <w:rFonts w:ascii="Times New Roman" w:hAnsi="Times New Roman" w:cs="Times New Roman"/>
+        </w:rPr>
+        <w:t xml:space="preserve">2025.11.28-09:08:23.934 </w:t>
+      </w:r>
+      <w:proofErr w:type="gramStart"/>
+      <w:r>
+        <w:rPr>
+          <w:rFonts w:ascii="Times New Roman" w:hAnsi="Times New Roman" w:cs="Times New Roman"/>
+        </w:rPr>
         <w:t>info  [</w:t>
       </w:r>
       <w:proofErr w:type="spellStart"/>
       <w:proofErr w:type="gramEnd"/>
       <w:r>
+        <w:rPr>
+          <w:rFonts w:ascii="Times New Roman" w:hAnsi="Times New Roman" w:cs="Times New Roman"/>
+        </w:rPr>
         <w:t>caliper</w:t>
       </w:r>
       <w:proofErr w:type="spellEnd"/>
       <w:r>
+        <w:rPr>
+          <w:rFonts w:ascii="Times New Roman" w:hAnsi="Times New Roman" w:cs="Times New Roman"/>
+        </w:rPr>
         <w:t>] [report-builder]</w:t>
       </w:r>
     </w:p>
     <w:p>
-      <w:r>
-        <w:t>+--------------------------+-------+------+-----------------+-----------------+-----------------+-----------------+------------------+</w:t>
-      </w:r>
-    </w:p>
-    <w:p>
-      <w:r>
-        <w:t xml:space="preserve">| Name                     | </w:t>
-      </w:r>
-      <w:proofErr w:type="spellStart"/>
-      <w:proofErr w:type="gramStart"/>
-      <w:r>
+      <w:pPr>
+        <w:rPr>
+          <w:rFonts w:ascii="Times New Roman" w:hAnsi="Times New Roman" w:cs="Times New Roman"/>
+        </w:rPr>
+      </w:pPr>
+      <w:r>
+        <w:rPr>
+          <w:rFonts w:ascii="Times New Roman" w:hAnsi="Times New Roman" w:cs="Times New Roman"/>
+        </w:rPr>
+        <w:t>+---------------------------+-------+------+-----------------+-----------------+-----------------+-----------------+------------------+</w:t>
+      </w:r>
+    </w:p>
+    <w:p>
+      <w:pPr>
+        <w:rPr>
+          <w:rFonts w:ascii="Times New Roman" w:hAnsi="Times New Roman" w:cs="Times New Roman"/>
+        </w:rPr>
+      </w:pPr>
+      <w:r>
+        <w:rPr>
+          <w:rFonts w:ascii="Times New Roman" w:hAnsi="Times New Roman" w:cs="Times New Roman"/>
+        </w:rPr>
+        <w:t xml:space="preserve">| Name                      | </w:t>
+      </w:r>
+      <w:proofErr w:type="spellStart"/>
+      <w:proofErr w:type="gramStart"/>
+      <w:r>
+        <w:rPr>
+          <w:rFonts w:ascii="Times New Roman" w:hAnsi="Times New Roman" w:cs="Times New Roman"/>
+        </w:rPr>
         <w:t>Succ</w:t>
       </w:r>
       <w:proofErr w:type="spellEnd"/>
       <w:r>
+        <w:rPr>
+          <w:rFonts w:ascii="Times New Roman" w:hAnsi="Times New Roman" w:cs="Times New Roman"/>
+        </w:rPr>
         <w:t xml:space="preserve">  |</w:t>
       </w:r>
       <w:proofErr w:type="gramEnd"/>
       <w:r>
+        <w:rPr>
+          <w:rFonts w:ascii="Times New Roman" w:hAnsi="Times New Roman" w:cs="Times New Roman"/>
+        </w:rPr>
         <w:t xml:space="preserve"> Fail | Send Rate (TPS) | Max Latency (s) | Min Latency (s) | </w:t>
       </w:r>
       <w:proofErr w:type="spellStart"/>
       <w:r>
+        <w:rPr>
+          <w:rFonts w:ascii="Times New Roman" w:hAnsi="Times New Roman" w:cs="Times New Roman"/>
+        </w:rPr>
         <w:t>Avg</w:t>
       </w:r>
       <w:proofErr w:type="spellEnd"/>
       <w:r>
+        <w:rPr>
+          <w:rFonts w:ascii="Times New Roman" w:hAnsi="Times New Roman" w:cs="Times New Roman"/>
+        </w:rPr>
         <w:t xml:space="preserve"> Latency (s) | Throughput (TPS) |</w:t>
       </w:r>
     </w:p>
     <w:p>
-      <w:r>
-        <w:t>|--------------------------|-------|------|-----------------|-----------------|-----------------|-----------------|------------------|</w:t>
-      </w:r>
-    </w:p>
-    <w:p>
-      <w:r>
-        <w:t>| recordvote_10000_tps5000 | 10000 | 0    | 618.9           | 2.07            | 0.35            | 0.77            | 601.4            |</w:t>
-      </w:r>
-    </w:p>
-    <w:p>
-      <w:r>
-        <w:t>+--------------------------+-------+------+-----------------+-----------------+-----------------+-----------------+------------------+</w:t>
-      </w:r>
-    </w:p>
-    <w:p/>
-    <w:p>
-      <w:r>
-        <w:t xml:space="preserve">2025.11.28-09:06:59.091 </w:t>
-      </w:r>
-      <w:proofErr w:type="gramStart"/>
-      <w:r>
+      <w:pPr>
+        <w:rPr>
+          <w:rFonts w:ascii="Times New Roman" w:hAnsi="Times New Roman" w:cs="Times New Roman"/>
+        </w:rPr>
+      </w:pPr>
+      <w:r>
+        <w:rPr>
+          <w:rFonts w:ascii="Times New Roman" w:hAnsi="Times New Roman" w:cs="Times New Roman"/>
+        </w:rPr>
+        <w:t>|---------------------------|-------|------|-----------------|-----------------|-----------------|-----------------|------------------|</w:t>
+      </w:r>
+    </w:p>
+    <w:p>
+      <w:pPr>
+        <w:rPr>
+          <w:rFonts w:ascii="Times New Roman" w:hAnsi="Times New Roman" w:cs="Times New Roman"/>
+        </w:rPr>
+      </w:pPr>
+      <w:r>
+        <w:rPr>
+          <w:rFonts w:ascii="Times New Roman" w:hAnsi="Times New Roman" w:cs="Times New Roman"/>
+        </w:rPr>
+        <w:t>| recordvote_50000_tps10000 | 50000 | 0    | 691.5           | 2.09            | 0.33            | 0.85            | 685.5            |</w:t>
+      </w:r>
+    </w:p>
+    <w:p>
+      <w:pPr>
+        <w:rPr>
+          <w:rFonts w:ascii="Times New Roman" w:hAnsi="Times New Roman" w:cs="Times New Roman"/>
+        </w:rPr>
+      </w:pPr>
+      <w:r>
+        <w:rPr>
+          <w:rFonts w:ascii="Times New Roman" w:hAnsi="Times New Roman" w:cs="Times New Roman"/>
+        </w:rPr>
+        <w:t>+---------------------------+-------+------+-----------------+-----------------+-----------------+-----------------+------------------+</w:t>
+      </w:r>
+    </w:p>
+    <w:p>
+      <w:pPr>
+        <w:rPr>
+          <w:rFonts w:ascii="Times New Roman" w:hAnsi="Times New Roman" w:cs="Times New Roman"/>
+        </w:rPr>
+      </w:pPr>
+    </w:p>
+    <w:p>
+      <w:pPr>
+        <w:rPr>
+          <w:rFonts w:ascii="Times New Roman" w:hAnsi="Times New Roman" w:cs="Times New Roman"/>
+        </w:rPr>
+      </w:pPr>
+      <w:r>
+        <w:rPr>
+          <w:rFonts w:ascii="Times New Roman" w:hAnsi="Times New Roman" w:cs="Times New Roman"/>
+        </w:rPr>
+        <w:t xml:space="preserve">2025.11.28-09:08:23.935 </w:t>
+      </w:r>
+      <w:proofErr w:type="gramStart"/>
+      <w:r>
+        <w:rPr>
+          <w:rFonts w:ascii="Times New Roman" w:hAnsi="Times New Roman" w:cs="Times New Roman"/>
+        </w:rPr>
         <w:t>info  [</w:t>
       </w:r>
       <w:proofErr w:type="spellStart"/>
       <w:proofErr w:type="gramEnd"/>
       <w:r>
+        <w:rPr>
+          <w:rFonts w:ascii="Times New Roman" w:hAnsi="Times New Roman" w:cs="Times New Roman"/>
+        </w:rPr>
         <w:t>caliper</w:t>
       </w:r>
       <w:proofErr w:type="spellEnd"/>
       <w:r>
+        <w:rPr>
+          <w:rFonts w:ascii="Times New Roman" w:hAnsi="Times New Roman" w:cs="Times New Roman"/>
+        </w:rPr>
+        <w:t>] [round-</w:t>
+      </w:r>
+      <w:proofErr w:type="gramStart"/>
+      <w:r>
+        <w:rPr>
+          <w:rFonts w:ascii="Times New Roman" w:hAnsi="Times New Roman" w:cs="Times New Roman"/>
+        </w:rPr>
+        <w:t xml:space="preserve">orchestrator]   </w:t>
+      </w:r>
+      <w:proofErr w:type="gramEnd"/>
+      <w:r>
+        <w:rPr>
+          <w:rFonts w:ascii="Times New Roman" w:hAnsi="Times New Roman" w:cs="Times New Roman"/>
+        </w:rPr>
+        <w:t xml:space="preserve"> Finished round 7 (recordvote_50000_tps10000) in 73.814 seconds</w:t>
+      </w:r>
+    </w:p>
+    <w:p>
+      <w:pPr>
+        <w:rPr>
+          <w:rFonts w:ascii="Times New Roman" w:hAnsi="Times New Roman" w:cs="Times New Roman"/>
+        </w:rPr>
+      </w:pPr>
+      <w:r>
+        <w:rPr>
+          <w:rFonts w:ascii="Times New Roman" w:hAnsi="Times New Roman" w:cs="Times New Roman"/>
+        </w:rPr>
+        <w:t xml:space="preserve">2025.11.28-09:08:23.935 </w:t>
+      </w:r>
+      <w:proofErr w:type="gramStart"/>
+      <w:r>
+        <w:rPr>
+          <w:rFonts w:ascii="Times New Roman" w:hAnsi="Times New Roman" w:cs="Times New Roman"/>
+        </w:rPr>
+        <w:t>info  [</w:t>
+      </w:r>
+      <w:proofErr w:type="spellStart"/>
+      <w:proofErr w:type="gramEnd"/>
+      <w:r>
+        <w:rPr>
+          <w:rFonts w:ascii="Times New Roman" w:hAnsi="Times New Roman" w:cs="Times New Roman"/>
+        </w:rPr>
+        <w:t>caliper</w:t>
+      </w:r>
+      <w:proofErr w:type="spellEnd"/>
+      <w:r>
+        <w:rPr>
+          <w:rFonts w:ascii="Times New Roman" w:hAnsi="Times New Roman" w:cs="Times New Roman"/>
+        </w:rPr>
+        <w:t>] [</w:t>
+      </w:r>
+      <w:proofErr w:type="gramStart"/>
+      <w:r>
+        <w:rPr>
+          <w:rFonts w:ascii="Times New Roman" w:hAnsi="Times New Roman" w:cs="Times New Roman"/>
+        </w:rPr>
+        <w:t xml:space="preserve">monitor.js]   </w:t>
+      </w:r>
+      <w:proofErr w:type="gramEnd"/>
+      <w:r>
+        <w:rPr>
+          <w:rFonts w:ascii="Times New Roman" w:hAnsi="Times New Roman" w:cs="Times New Roman"/>
+        </w:rPr>
+        <w:t xml:space="preserve"> Stopping all monitors</w:t>
+      </w:r>
+    </w:p>
+    <w:p>
+      <w:pPr>
+        <w:rPr>
+          <w:rFonts w:ascii="Times New Roman" w:hAnsi="Times New Roman" w:cs="Times New Roman"/>
+        </w:rPr>
+      </w:pPr>
+    </w:p>
+    <w:p>
+      <w:pPr>
+        <w:jc w:val="both"/>
+        <w:rPr>
+          <w:rFonts w:ascii="Times New Roman" w:hAnsi="Times New Roman" w:cs="Times New Roman"/>
+          <w:i/>
+          <w:iCs/>
+        </w:rPr>
+      </w:pPr>
+      <w:r>
+        <w:rPr>
+          <w:rFonts w:ascii="Times New Roman" w:hAnsi="Times New Roman" w:cs="Times New Roman"/>
+          <w:i/>
+          <w:iCs/>
+        </w:rPr>
+        <w:t>This consolidated table gathers the outcomes of all rounds into a single view.</w:t>
+      </w:r>
+      <w:r>
+        <w:rPr>
+          <w:rFonts w:ascii="Times New Roman" w:hAnsi="Times New Roman" w:cs="Times New Roman"/>
+          <w:i/>
+          <w:iCs/>
+        </w:rPr>
+        <w:t xml:space="preserve"> </w:t>
+      </w:r>
+      <w:r>
+        <w:rPr>
+          <w:rFonts w:ascii="Times New Roman" w:hAnsi="Times New Roman" w:cs="Times New Roman"/>
+          <w:i/>
+          <w:iCs/>
+        </w:rPr>
+        <w:t>It is the most useful section for later comparison because it shows how</w:t>
+      </w:r>
+      <w:r>
+        <w:rPr>
+          <w:rFonts w:ascii="Times New Roman" w:hAnsi="Times New Roman" w:cs="Times New Roman"/>
+          <w:i/>
+          <w:iCs/>
+        </w:rPr>
+        <w:t xml:space="preserve"> </w:t>
+      </w:r>
+      <w:r>
+        <w:rPr>
+          <w:rFonts w:ascii="Times New Roman" w:hAnsi="Times New Roman" w:cs="Times New Roman"/>
+          <w:i/>
+          <w:iCs/>
+        </w:rPr>
+        <w:t xml:space="preserve">throughput and latency evolve as transaction count and offered load </w:t>
+      </w:r>
+      <w:r>
+        <w:rPr>
+          <w:rFonts w:ascii="Times New Roman" w:hAnsi="Times New Roman" w:cs="Times New Roman"/>
+          <w:i/>
+          <w:iCs/>
+        </w:rPr>
+        <w:t xml:space="preserve">increase </w:t>
+      </w:r>
+      <w:r>
+        <w:rPr>
+          <w:rFonts w:ascii="Times New Roman" w:hAnsi="Times New Roman" w:cs="Times New Roman"/>
+          <w:i/>
+          <w:iCs/>
+        </w:rPr>
+        <w:t>across the full RAFT benchmark sweep.</w:t>
+      </w:r>
+    </w:p>
+    <w:p>
+      <w:pPr>
+        <w:rPr>
+          <w:rFonts w:ascii="Times New Roman" w:hAnsi="Times New Roman" w:cs="Times New Roman"/>
+        </w:rPr>
+      </w:pPr>
+    </w:p>
+    <w:p>
+      <w:pPr>
+        <w:rPr>
+          <w:rFonts w:ascii="Times New Roman" w:hAnsi="Times New Roman" w:cs="Times New Roman"/>
+        </w:rPr>
+      </w:pPr>
+      <w:r>
+        <w:rPr>
+          <w:rFonts w:ascii="Times New Roman" w:hAnsi="Times New Roman" w:cs="Times New Roman"/>
+        </w:rPr>
+        <w:t xml:space="preserve">2025.11.28-09:08:23.940 </w:t>
+      </w:r>
+      <w:proofErr w:type="gramStart"/>
+      <w:r>
+        <w:rPr>
+          <w:rFonts w:ascii="Times New Roman" w:hAnsi="Times New Roman" w:cs="Times New Roman"/>
+        </w:rPr>
+        <w:t>info  [</w:t>
+      </w:r>
+      <w:proofErr w:type="spellStart"/>
+      <w:proofErr w:type="gramEnd"/>
+      <w:r>
+        <w:rPr>
+          <w:rFonts w:ascii="Times New Roman" w:hAnsi="Times New Roman" w:cs="Times New Roman"/>
+        </w:rPr>
+        <w:t>caliper</w:t>
+      </w:r>
+      <w:proofErr w:type="spellEnd"/>
+      <w:r>
+        <w:rPr>
+          <w:rFonts w:ascii="Times New Roman" w:hAnsi="Times New Roman" w:cs="Times New Roman"/>
+        </w:rPr>
         <w:t>] [report-</w:t>
       </w:r>
       <w:proofErr w:type="gramStart"/>
       <w:r>
+        <w:rPr>
+          <w:rFonts w:ascii="Times New Roman" w:hAnsi="Times New Roman" w:cs="Times New Roman"/>
+        </w:rPr>
         <w:t xml:space="preserve">builder]   </w:t>
       </w:r>
       <w:proofErr w:type="gramEnd"/>
       <w:r>
-        <w:t xml:space="preserve">     ### Test result ###</w:t>
-      </w:r>
-    </w:p>
-    <w:p>
-      <w:r>
-        <w:t xml:space="preserve">2025.11.28-09:06:59.092 </w:t>
-      </w:r>
-      <w:proofErr w:type="gramStart"/>
-      <w:r>
+        <w:rPr>
+          <w:rFonts w:ascii="Times New Roman" w:hAnsi="Times New Roman" w:cs="Times New Roman"/>
+        </w:rPr>
+        <w:t xml:space="preserve">     ### All test results ###</w:t>
+      </w:r>
+    </w:p>
+    <w:p>
+      <w:pPr>
+        <w:rPr>
+          <w:rFonts w:ascii="Times New Roman" w:hAnsi="Times New Roman" w:cs="Times New Roman"/>
+        </w:rPr>
+      </w:pPr>
+      <w:r>
+        <w:rPr>
+          <w:rFonts w:ascii="Times New Roman" w:hAnsi="Times New Roman" w:cs="Times New Roman"/>
+        </w:rPr>
+        <w:t xml:space="preserve">2025.11.28-09:08:23.950 </w:t>
+      </w:r>
+      <w:proofErr w:type="gramStart"/>
+      <w:r>
+        <w:rPr>
+          <w:rFonts w:ascii="Times New Roman" w:hAnsi="Times New Roman" w:cs="Times New Roman"/>
+        </w:rPr>
         <w:t>info  [</w:t>
       </w:r>
       <w:proofErr w:type="spellStart"/>
       <w:proofErr w:type="gramEnd"/>
       <w:r>
+        <w:rPr>
+          <w:rFonts w:ascii="Times New Roman" w:hAnsi="Times New Roman" w:cs="Times New Roman"/>
+        </w:rPr>
         <w:t>caliper</w:t>
       </w:r>
       <w:proofErr w:type="spellEnd"/>
       <w:r>
+        <w:rPr>
+          <w:rFonts w:ascii="Times New Roman" w:hAnsi="Times New Roman" w:cs="Times New Roman"/>
+        </w:rPr>
         <w:t>] [report-builder]</w:t>
       </w:r>
     </w:p>
     <w:p>
-      <w:r>
-        <w:t>+--------------------------+-------+------+-----------------+-----------------+-----------------+-----------------+------------------+</w:t>
-      </w:r>
-    </w:p>
-    <w:p>
-      <w:r>
-        <w:lastRenderedPageBreak/>
-        <w:t xml:space="preserve">| Name                     | </w:t>
-      </w:r>
-      <w:proofErr w:type="spellStart"/>
-      <w:proofErr w:type="gramStart"/>
-      <w:r>
+      <w:pPr>
+        <w:rPr>
+          <w:rFonts w:ascii="Times New Roman" w:hAnsi="Times New Roman" w:cs="Times New Roman"/>
+        </w:rPr>
+      </w:pPr>
+      <w:r>
+        <w:rPr>
+          <w:rFonts w:ascii="Times New Roman" w:hAnsi="Times New Roman" w:cs="Times New Roman"/>
+        </w:rPr>
+        <w:t>+---------------------------+-------+------+-----------------+-----------------+-----------------+-----------------+------------------+</w:t>
+      </w:r>
+    </w:p>
+    <w:p>
+      <w:pPr>
+        <w:rPr>
+          <w:rFonts w:ascii="Times New Roman" w:hAnsi="Times New Roman" w:cs="Times New Roman"/>
+        </w:rPr>
+      </w:pPr>
+      <w:r>
+        <w:rPr>
+          <w:rFonts w:ascii="Times New Roman" w:hAnsi="Times New Roman" w:cs="Times New Roman"/>
+        </w:rPr>
+        <w:t xml:space="preserve">| Name                      | </w:t>
+      </w:r>
+      <w:proofErr w:type="spellStart"/>
+      <w:proofErr w:type="gramStart"/>
+      <w:r>
+        <w:rPr>
+          <w:rFonts w:ascii="Times New Roman" w:hAnsi="Times New Roman" w:cs="Times New Roman"/>
+        </w:rPr>
         <w:t>Succ</w:t>
       </w:r>
       <w:proofErr w:type="spellEnd"/>
       <w:r>
+        <w:rPr>
+          <w:rFonts w:ascii="Times New Roman" w:hAnsi="Times New Roman" w:cs="Times New Roman"/>
+        </w:rPr>
         <w:t xml:space="preserve">  |</w:t>
       </w:r>
       <w:proofErr w:type="gramEnd"/>
       <w:r>
+        <w:rPr>
+          <w:rFonts w:ascii="Times New Roman" w:hAnsi="Times New Roman" w:cs="Times New Roman"/>
+        </w:rPr>
         <w:t xml:space="preserve"> Fail | Send Rate (TPS) | Max Latency (s) | Min Latency (s) | </w:t>
       </w:r>
       <w:proofErr w:type="spellStart"/>
       <w:r>
+        <w:rPr>
+          <w:rFonts w:ascii="Times New Roman" w:hAnsi="Times New Roman" w:cs="Times New Roman"/>
+        </w:rPr>
         <w:t>Avg</w:t>
       </w:r>
       <w:proofErr w:type="spellEnd"/>
       <w:r>
+        <w:rPr>
+          <w:rFonts w:ascii="Times New Roman" w:hAnsi="Times New Roman" w:cs="Times New Roman"/>
+        </w:rPr>
         <w:t xml:space="preserve"> Latency (s) | Throughput (TPS) |</w:t>
       </w:r>
     </w:p>
     <w:p>
-      <w:r>
-        <w:t>|--------------------------|-------|------|-----------------|-----------------|-----------------|-----------------|------------------|</w:t>
-      </w:r>
-    </w:p>
-    <w:p>
-      <w:r>
-        <w:t>| recordvote_50000_tps5000 | 50000 | 0    | 712.2           | 2.05            | 0.31            | 0.81            | 706.6            |</w:t>
-      </w:r>
-    </w:p>
-    <w:p>
-      <w:r>
-        <w:t>+--------------------------+-------+------+-----------------+-----------------+-----------------+-----------------+------------------+</w:t>
-      </w:r>
-    </w:p>
-    <w:p/>
-    <w:p>
-      <w:r>
-        <w:t xml:space="preserve">2025.11.28-09:06:59.092 </w:t>
-      </w:r>
-      <w:proofErr w:type="gramStart"/>
-      <w:r>
-        <w:t>info  [</w:t>
-      </w:r>
-      <w:proofErr w:type="spellStart"/>
-      <w:proofErr w:type="gramEnd"/>
-      <w:r>
-        <w:t>caliper</w:t>
-      </w:r>
-      <w:proofErr w:type="spellEnd"/>
-      <w:r>
-        <w:t>] [round-</w:t>
-      </w:r>
-      <w:proofErr w:type="gramStart"/>
-      <w:r>
-        <w:t xml:space="preserve">orchestrator]   </w:t>
-      </w:r>
-      <w:proofErr w:type="gramEnd"/>
-      <w:r>
-        <w:t xml:space="preserve"> Finished round 6 (recordvote_50000_tps5000) in 71.644 seconds</w:t>
-      </w:r>
-    </w:p>
-    <w:p>
-      <w:r>
-        <w:t xml:space="preserve">2025.11.28-09:08:23.934 </w:t>
-      </w:r>
-      <w:proofErr w:type="gramStart"/>
-      <w:r>
-        <w:t>info  [</w:t>
-      </w:r>
-      <w:proofErr w:type="spellStart"/>
-      <w:proofErr w:type="gramEnd"/>
-      <w:r>
-        <w:t>caliper</w:t>
-      </w:r>
-      <w:proofErr w:type="spellEnd"/>
-      <w:r>
-        <w:t>] [report-</w:t>
-      </w:r>
-      <w:proofErr w:type="gramStart"/>
-      <w:r>
-        <w:t xml:space="preserve">builder]   </w:t>
-      </w:r>
-      <w:proofErr w:type="gramEnd"/>
-      <w:r>
-        <w:t xml:space="preserve">     ### Test result ###</w:t>
-      </w:r>
-    </w:p>
-    <w:p>
-      <w:r>
-        <w:t xml:space="preserve">2025.11.28-09:08:23.934 </w:t>
-      </w:r>
-      <w:proofErr w:type="gramStart"/>
-      <w:r>
-        <w:t>info  [</w:t>
-      </w:r>
-      <w:proofErr w:type="spellStart"/>
-      <w:proofErr w:type="gramEnd"/>
-      <w:r>
-        <w:t>caliper</w:t>
-      </w:r>
-      <w:proofErr w:type="spellEnd"/>
-      <w:r>
-        <w:t>] [report-builder]</w:t>
-      </w:r>
-    </w:p>
-    <w:p>
-      <w:r>
-        <w:t>+---------------------------+-------+------+-----------------+-----------------+-----------------+-----------------+------------------+</w:t>
-      </w:r>
-    </w:p>
-    <w:p>
-      <w:r>
-        <w:t xml:space="preserve">| Name                      | </w:t>
-      </w:r>
-      <w:proofErr w:type="spellStart"/>
-      <w:proofErr w:type="gramStart"/>
-      <w:r>
-        <w:t>Succ</w:t>
-      </w:r>
-      <w:proofErr w:type="spellEnd"/>
-      <w:r>
-        <w:t xml:space="preserve">  |</w:t>
-      </w:r>
-      <w:proofErr w:type="gramEnd"/>
-      <w:r>
-        <w:t xml:space="preserve"> Fail | Send Rate (TPS) | Max Latency (s) | Min Latency (s) | </w:t>
-      </w:r>
-      <w:proofErr w:type="spellStart"/>
-      <w:r>
-        <w:t>Avg</w:t>
-      </w:r>
-      <w:proofErr w:type="spellEnd"/>
-      <w:r>
-        <w:t xml:space="preserve"> Latency (s) | Throughput (TPS) |</w:t>
-      </w:r>
-    </w:p>
-    <w:p>
-      <w:r>
+      <w:pPr>
+        <w:rPr>
+          <w:rFonts w:ascii="Times New Roman" w:hAnsi="Times New Roman" w:cs="Times New Roman"/>
+        </w:rPr>
+      </w:pPr>
+      <w:r>
+        <w:rPr>
+          <w:rFonts w:ascii="Times New Roman" w:hAnsi="Times New Roman" w:cs="Times New Roman"/>
+        </w:rPr>
         <w:t>|---------------------------|-------|------|-----------------|-----------------|-----------------|-----------------|------------------|</w:t>
       </w:r>
     </w:p>
     <w:p>
-      <w:r>
-        <w:t>| recordvote_50000_tps10000 | 50000 | 0    | 691.5           | 2.09            | 0.33            | 0.85            | 685.5            |</w:t>
-      </w:r>
-    </w:p>
-    <w:p>
-      <w:r>
-        <w:t>+---------------------------+-------+------+-----------------+-----------------+-----------------+-----------------+------------------+</w:t>
-      </w:r>
-    </w:p>
-    <w:p/>
-    <w:p>
-      <w:r>
-        <w:t xml:space="preserve">2025.11.28-09:08:23.935 </w:t>
-      </w:r>
-      <w:proofErr w:type="gramStart"/>
-      <w:r>
-        <w:t>info  [</w:t>
-      </w:r>
-      <w:proofErr w:type="spellStart"/>
-      <w:proofErr w:type="gramEnd"/>
-      <w:r>
-        <w:t>caliper</w:t>
-      </w:r>
-      <w:proofErr w:type="spellEnd"/>
-      <w:r>
-        <w:t>] [round-</w:t>
-      </w:r>
-      <w:proofErr w:type="gramStart"/>
-      <w:r>
-        <w:t xml:space="preserve">orchestrator]   </w:t>
-      </w:r>
-      <w:proofErr w:type="gramEnd"/>
-      <w:r>
-        <w:t xml:space="preserve"> Finished round 7 (recordvote_50000_tps10000) in 73.814 seconds</w:t>
-      </w:r>
-    </w:p>
-    <w:p>
-      <w:r>
-        <w:t xml:space="preserve">2025.11.28-09:08:23.935 </w:t>
-      </w:r>
-      <w:proofErr w:type="gramStart"/>
-      <w:r>
-        <w:t>info  [</w:t>
-      </w:r>
-      <w:proofErr w:type="spellStart"/>
-      <w:proofErr w:type="gramEnd"/>
-      <w:r>
-        <w:t>caliper</w:t>
-      </w:r>
-      <w:proofErr w:type="spellEnd"/>
-      <w:r>
-        <w:t>] [</w:t>
-      </w:r>
-      <w:proofErr w:type="gramStart"/>
-      <w:r>
-        <w:t xml:space="preserve">monitor.js]   </w:t>
-      </w:r>
-      <w:proofErr w:type="gramEnd"/>
-      <w:r>
-        <w:t xml:space="preserve"> Stopping all monitors</w:t>
-      </w:r>
-    </w:p>
-    <w:p>
-      <w:r>
-        <w:t xml:space="preserve">2025.11.28-09:08:23.940 </w:t>
-      </w:r>
-      <w:proofErr w:type="gramStart"/>
-      <w:r>
-        <w:t>info  [</w:t>
-      </w:r>
-      <w:proofErr w:type="spellStart"/>
-      <w:proofErr w:type="gramEnd"/>
-      <w:r>
-        <w:t>caliper</w:t>
-      </w:r>
-      <w:proofErr w:type="spellEnd"/>
-      <w:r>
-        <w:t>] [report-</w:t>
-      </w:r>
-      <w:proofErr w:type="gramStart"/>
-      <w:r>
-        <w:t xml:space="preserve">builder]   </w:t>
-      </w:r>
-      <w:proofErr w:type="gramEnd"/>
-      <w:r>
-        <w:t xml:space="preserve">     ### All test results ###</w:t>
-      </w:r>
-    </w:p>
-    <w:p>
-      <w:r>
-        <w:t xml:space="preserve">2025.11.28-09:08:23.950 </w:t>
-      </w:r>
-      <w:proofErr w:type="gramStart"/>
-      <w:r>
-        <w:t>info  [</w:t>
-      </w:r>
-      <w:proofErr w:type="spellStart"/>
-      <w:proofErr w:type="gramEnd"/>
-      <w:r>
-        <w:t>caliper</w:t>
-      </w:r>
-      <w:proofErr w:type="spellEnd"/>
-      <w:r>
-        <w:t>] [report-builder]</w:t>
-      </w:r>
-    </w:p>
-    <w:p>
-      <w:r>
-        <w:t>+---------------------------+-------+------+-----------------+-----------------+-----------------+-----------------+------------------+</w:t>
-      </w:r>
-    </w:p>
-    <w:p>
-      <w:r>
-        <w:t xml:space="preserve">| Name                      | </w:t>
-      </w:r>
-      <w:proofErr w:type="spellStart"/>
-      <w:proofErr w:type="gramStart"/>
-      <w:r>
-        <w:t>Succ</w:t>
-      </w:r>
-      <w:proofErr w:type="spellEnd"/>
-      <w:r>
-        <w:t xml:space="preserve">  |</w:t>
-      </w:r>
-      <w:proofErr w:type="gramEnd"/>
-      <w:r>
-        <w:t xml:space="preserve"> Fail | Send Rate (TPS) | Max Latency (s) | Min Latency (s) | </w:t>
-      </w:r>
-      <w:proofErr w:type="spellStart"/>
-      <w:r>
-        <w:t>Avg</w:t>
-      </w:r>
-      <w:proofErr w:type="spellEnd"/>
-      <w:r>
-        <w:t xml:space="preserve"> Latency (s) | Throughput (TPS) |</w:t>
-      </w:r>
-    </w:p>
-    <w:p>
-      <w:r>
+      <w:pPr>
+        <w:rPr>
+          <w:rFonts w:ascii="Times New Roman" w:hAnsi="Times New Roman" w:cs="Times New Roman"/>
+        </w:rPr>
+      </w:pPr>
+      <w:r>
+        <w:rPr>
+          <w:rFonts w:ascii="Times New Roman" w:hAnsi="Times New Roman" w:cs="Times New Roman"/>
+        </w:rPr>
+        <w:t>| recordvote_10             | 8     | 0    | 8.8             | 2.18            | 1.27            | 1.73            | 3.7              |</w:t>
+      </w:r>
+    </w:p>
+    <w:p>
+      <w:pPr>
+        <w:rPr>
+          <w:rFonts w:ascii="Times New Roman" w:hAnsi="Times New Roman" w:cs="Times New Roman"/>
+        </w:rPr>
+      </w:pPr>
+      <w:r>
+        <w:rPr>
+          <w:rFonts w:ascii="Times New Roman" w:hAnsi="Times New Roman" w:cs="Times New Roman"/>
+        </w:rPr>
         <w:t>|---------------------------|-------|------|-----------------|-----------------|-----------------|-----------------|------------------|</w:t>
       </w:r>
     </w:p>
     <w:p>
-      <w:r>
-        <w:t>| recordvote_10             | 8     | 0    | 8.8             | 2.18            | 1.27            | 1.73            | 3.7              |</w:t>
-      </w:r>
-    </w:p>
-    <w:p>
-      <w:r>
+      <w:pPr>
+        <w:rPr>
+          <w:rFonts w:ascii="Times New Roman" w:hAnsi="Times New Roman" w:cs="Times New Roman"/>
+        </w:rPr>
+      </w:pPr>
+      <w:r>
+        <w:rPr>
+          <w:rFonts w:ascii="Times New Roman" w:hAnsi="Times New Roman" w:cs="Times New Roman"/>
+        </w:rPr>
+        <w:t>| recordvote_100            | 100   | 0    | 38.9            | 2.08            | 0.45            | 1.92            | 22.3             |</w:t>
+      </w:r>
+    </w:p>
+    <w:p>
+      <w:pPr>
+        <w:rPr>
+          <w:rFonts w:ascii="Times New Roman" w:hAnsi="Times New Roman" w:cs="Times New Roman"/>
+        </w:rPr>
+      </w:pPr>
+      <w:r>
+        <w:rPr>
+          <w:rFonts w:ascii="Times New Roman" w:hAnsi="Times New Roman" w:cs="Times New Roman"/>
+        </w:rPr>
+        <w:t>|---------------------------|-------|------|-----------------|-----------------|-----------------|-----------------|------------------|</w:t>
+      </w:r>
+    </w:p>
+    <w:p>
+      <w:pPr>
+        <w:rPr>
+          <w:rFonts w:ascii="Times New Roman" w:hAnsi="Times New Roman" w:cs="Times New Roman"/>
+        </w:rPr>
+      </w:pPr>
+      <w:r>
+        <w:rPr>
+          <w:rFonts w:ascii="Times New Roman" w:hAnsi="Times New Roman" w:cs="Times New Roman"/>
+        </w:rPr>
+        <w:t xml:space="preserve">| recordvote_1000           | </w:t>
+      </w:r>
+      <w:proofErr w:type="gramStart"/>
+      <w:r>
+        <w:rPr>
+          <w:rFonts w:ascii="Times New Roman" w:hAnsi="Times New Roman" w:cs="Times New Roman"/>
+        </w:rPr>
+        <w:t>1000  |</w:t>
+      </w:r>
+      <w:proofErr w:type="gramEnd"/>
+      <w:r>
+        <w:rPr>
+          <w:rFonts w:ascii="Times New Roman" w:hAnsi="Times New Roman" w:cs="Times New Roman"/>
+        </w:rPr>
+        <w:t xml:space="preserve"> 0    | 240.8           | 2.05            | 0.30            | 0.82            | 224.0            |</w:t>
+      </w:r>
+    </w:p>
+    <w:p>
+      <w:pPr>
+        <w:rPr>
+          <w:rFonts w:ascii="Times New Roman" w:hAnsi="Times New Roman" w:cs="Times New Roman"/>
+        </w:rPr>
+      </w:pPr>
+      <w:r>
+        <w:rPr>
+          <w:rFonts w:ascii="Times New Roman" w:hAnsi="Times New Roman" w:cs="Times New Roman"/>
+        </w:rPr>
+        <w:t>|---------------------------|-------|------|-----------------|-----------------|-----------------|-----------------|------------------|</w:t>
+      </w:r>
+    </w:p>
+    <w:p>
+      <w:pPr>
+        <w:rPr>
+          <w:rFonts w:ascii="Times New Roman" w:hAnsi="Times New Roman" w:cs="Times New Roman"/>
+        </w:rPr>
+      </w:pPr>
+      <w:r>
+        <w:rPr>
+          <w:rFonts w:ascii="Times New Roman" w:hAnsi="Times New Roman" w:cs="Times New Roman"/>
+        </w:rPr>
+        <w:t>| recordvote_10000_tps</w:t>
+      </w:r>
+      <w:proofErr w:type="gramStart"/>
+      <w:r>
+        <w:rPr>
+          <w:rFonts w:ascii="Times New Roman" w:hAnsi="Times New Roman" w:cs="Times New Roman"/>
+        </w:rPr>
+        <w:t>2500  |</w:t>
+      </w:r>
+      <w:proofErr w:type="gramEnd"/>
+      <w:r>
+        <w:rPr>
+          <w:rFonts w:ascii="Times New Roman" w:hAnsi="Times New Roman" w:cs="Times New Roman"/>
+        </w:rPr>
+        <w:t xml:space="preserve"> 10000 | 0    | 532.8           | 2.28            | 0.28            | 0.87            | 484.6            |</w:t>
+      </w:r>
+    </w:p>
+    <w:p>
+      <w:pPr>
+        <w:rPr>
+          <w:rFonts w:ascii="Times New Roman" w:hAnsi="Times New Roman" w:cs="Times New Roman"/>
+        </w:rPr>
+      </w:pPr>
+      <w:r>
+        <w:rPr>
+          <w:rFonts w:ascii="Times New Roman" w:hAnsi="Times New Roman" w:cs="Times New Roman"/>
+        </w:rPr>
+        <w:t>|---------------------------|-------|------|-----------------|-----------------|-----------------|-----------------|------------------|</w:t>
+      </w:r>
+    </w:p>
+    <w:p>
+      <w:pPr>
+        <w:rPr>
+          <w:rFonts w:ascii="Times New Roman" w:hAnsi="Times New Roman" w:cs="Times New Roman"/>
+        </w:rPr>
+      </w:pPr>
+      <w:r>
+        <w:rPr>
+          <w:rFonts w:ascii="Times New Roman" w:hAnsi="Times New Roman" w:cs="Times New Roman"/>
+        </w:rPr>
+        <w:t>| recordvote_10000_tps</w:t>
+      </w:r>
+      <w:proofErr w:type="gramStart"/>
+      <w:r>
+        <w:rPr>
+          <w:rFonts w:ascii="Times New Roman" w:hAnsi="Times New Roman" w:cs="Times New Roman"/>
+        </w:rPr>
+        <w:t>5000  |</w:t>
+      </w:r>
+      <w:proofErr w:type="gramEnd"/>
+      <w:r>
+        <w:rPr>
+          <w:rFonts w:ascii="Times New Roman" w:hAnsi="Times New Roman" w:cs="Times New Roman"/>
+        </w:rPr>
+        <w:t xml:space="preserve"> 10000 | 0    | 618.9           | 2.07            | 0.35            | 0.77            | 601.4            |</w:t>
+      </w:r>
+    </w:p>
+    <w:p>
+      <w:pPr>
+        <w:rPr>
+          <w:rFonts w:ascii="Times New Roman" w:hAnsi="Times New Roman" w:cs="Times New Roman"/>
+        </w:rPr>
+      </w:pPr>
+      <w:r>
+        <w:rPr>
+          <w:rFonts w:ascii="Times New Roman" w:hAnsi="Times New Roman" w:cs="Times New Roman"/>
+        </w:rPr>
+        <w:t>|---------------------------|-------|------|-----------------|-----------------|-----------------|-----------------|------------------|</w:t>
+      </w:r>
+    </w:p>
+    <w:p>
+      <w:pPr>
+        <w:rPr>
+          <w:rFonts w:ascii="Times New Roman" w:hAnsi="Times New Roman" w:cs="Times New Roman"/>
+        </w:rPr>
+      </w:pPr>
+      <w:r>
+        <w:rPr>
+          <w:rFonts w:ascii="Times New Roman" w:hAnsi="Times New Roman" w:cs="Times New Roman"/>
+        </w:rPr>
+        <w:t>| recordvote_50000_tps</w:t>
+      </w:r>
+      <w:proofErr w:type="gramStart"/>
+      <w:r>
+        <w:rPr>
+          <w:rFonts w:ascii="Times New Roman" w:hAnsi="Times New Roman" w:cs="Times New Roman"/>
+        </w:rPr>
+        <w:t>5000  |</w:t>
+      </w:r>
+      <w:proofErr w:type="gramEnd"/>
+      <w:r>
+        <w:rPr>
+          <w:rFonts w:ascii="Times New Roman" w:hAnsi="Times New Roman" w:cs="Times New Roman"/>
+        </w:rPr>
+        <w:t xml:space="preserve"> 50000 | 0    | 712.2           | 2.05            | 0.31            | 0.81            | 706.6            |</w:t>
+      </w:r>
+    </w:p>
+    <w:p>
+      <w:pPr>
+        <w:rPr>
+          <w:rFonts w:ascii="Times New Roman" w:hAnsi="Times New Roman" w:cs="Times New Roman"/>
+        </w:rPr>
+      </w:pPr>
+      <w:r>
+        <w:rPr>
+          <w:rFonts w:ascii="Times New Roman" w:hAnsi="Times New Roman" w:cs="Times New Roman"/>
+        </w:rPr>
         <w:lastRenderedPageBreak/>
         <w:t>|---------------------------|-------|------|-----------------|-----------------|-----------------|-----------------|------------------|</w:t>
       </w:r>
     </w:p>
     <w:p>
-      <w:r>
-        <w:t>| recordvote_100            | 100   | 0    | 38.9            | 2.08            | 0.45            | 1.92            | 22.3             |</w:t>
-      </w:r>
-    </w:p>
-    <w:p>
-      <w:r>
-        <w:t>|---------------------------|-------|------|-----------------|-----------------|-----------------|-----------------|------------------|</w:t>
-      </w:r>
-    </w:p>
-    <w:p>
-      <w:r>
-        <w:t xml:space="preserve">| recordvote_1000           | </w:t>
-      </w:r>
-      <w:proofErr w:type="gramStart"/>
-      <w:r>
-        <w:t>1000  |</w:t>
-      </w:r>
-      <w:proofErr w:type="gramEnd"/>
-      <w:r>
-        <w:t xml:space="preserve"> 0    | 240.8           | 2.05            | 0.30            | 0.82            | 224.0            |</w:t>
-      </w:r>
-    </w:p>
-    <w:p>
-      <w:r>
-        <w:t>|---------------------------|-------|------|-----------------|-----------------|-----------------|-----------------|------------------|</w:t>
-      </w:r>
-    </w:p>
-    <w:p>
-      <w:r>
-        <w:t>| recordvote_10000_tps</w:t>
-      </w:r>
-      <w:proofErr w:type="gramStart"/>
-      <w:r>
-        <w:t>2500  |</w:t>
-      </w:r>
-      <w:proofErr w:type="gramEnd"/>
-      <w:r>
-        <w:t xml:space="preserve"> 10000 | 0    | 532.8           | 2.28            | 0.28            | 0.87            | 484.6            |</w:t>
-      </w:r>
-    </w:p>
-    <w:p>
-      <w:r>
-        <w:t>|---------------------------|-------|------|-----------------|-----------------|-----------------|-----------------|------------------|</w:t>
-      </w:r>
-    </w:p>
-    <w:p>
-      <w:r>
-        <w:t>| recordvote_10000_tps</w:t>
-      </w:r>
-      <w:proofErr w:type="gramStart"/>
-      <w:r>
-        <w:t>5000  |</w:t>
-      </w:r>
-      <w:proofErr w:type="gramEnd"/>
-      <w:r>
-        <w:t xml:space="preserve"> 10000 | 0    | 618.9           | 2.07            | 0.35            | 0.77            | 601.4            |</w:t>
-      </w:r>
-    </w:p>
-    <w:p>
-      <w:r>
-        <w:t>|---------------------------|-------|------|-----------------|-----------------|-----------------|-----------------|------------------|</w:t>
-      </w:r>
-    </w:p>
-    <w:p>
-      <w:r>
-        <w:t>| recordvote_50000_tps</w:t>
-      </w:r>
-      <w:proofErr w:type="gramStart"/>
-      <w:r>
-        <w:t>5000  |</w:t>
-      </w:r>
-      <w:proofErr w:type="gramEnd"/>
-      <w:r>
-        <w:t xml:space="preserve"> 50000 | 0    | 712.2           | 2.05            | 0.31            | 0.81            | 706.6            |</w:t>
-      </w:r>
-    </w:p>
-    <w:p>
-      <w:r>
-        <w:t>|---------------------------|-------|------|-----------------|-----------------|-----------------|-----------------|------------------|</w:t>
-      </w:r>
-    </w:p>
-    <w:p>
-      <w:r>
+      <w:pPr>
+        <w:rPr>
+          <w:rFonts w:ascii="Times New Roman" w:hAnsi="Times New Roman" w:cs="Times New Roman"/>
+        </w:rPr>
+      </w:pPr>
+      <w:r>
+        <w:rPr>
+          <w:rFonts w:ascii="Times New Roman" w:hAnsi="Times New Roman" w:cs="Times New Roman"/>
+        </w:rPr>
         <w:t>| recordvote_50000_tps10000 | 50000 | 0    | 691.5           | 2.09            | 0.33            | 0.85            | 685.5            |</w:t>
       </w:r>
     </w:p>
     <w:p>
-      <w:r>
+      <w:pPr>
+        <w:rPr>
+          <w:rFonts w:ascii="Times New Roman" w:hAnsi="Times New Roman" w:cs="Times New Roman"/>
+        </w:rPr>
+      </w:pPr>
+      <w:r>
+        <w:rPr>
+          <w:rFonts w:ascii="Times New Roman" w:hAnsi="Times New Roman" w:cs="Times New Roman"/>
+        </w:rPr>
         <w:t>+---------------------------+-------+------+-----------------+-----------------+-----------------+-----------------+------------------+</w:t>
       </w:r>
     </w:p>
-    <w:p/>
-    <w:p>
-      <w:r>
+    <w:p>
+      <w:pPr>
+        <w:rPr>
+          <w:rFonts w:ascii="Times New Roman" w:hAnsi="Times New Roman" w:cs="Times New Roman"/>
+        </w:rPr>
+      </w:pPr>
+    </w:p>
+    <w:p>
+      <w:pPr>
+        <w:rPr>
+          <w:rFonts w:ascii="Times New Roman" w:hAnsi="Times New Roman" w:cs="Times New Roman"/>
+        </w:rPr>
+      </w:pPr>
+      <w:r>
+        <w:rPr>
+          <w:rFonts w:ascii="Times New Roman" w:hAnsi="Times New Roman" w:cs="Times New Roman"/>
+        </w:rPr>
         <w:t xml:space="preserve">2025.11.28-09:08:24.063 </w:t>
       </w:r>
       <w:proofErr w:type="gramStart"/>
       <w:r>
+        <w:rPr>
+          <w:rFonts w:ascii="Times New Roman" w:hAnsi="Times New Roman" w:cs="Times New Roman"/>
+        </w:rPr>
         <w:t>info  [</w:t>
       </w:r>
       <w:proofErr w:type="spellStart"/>
       <w:proofErr w:type="gramEnd"/>
       <w:r>
+        <w:rPr>
+          <w:rFonts w:ascii="Times New Roman" w:hAnsi="Times New Roman" w:cs="Times New Roman"/>
+        </w:rPr>
         <w:t>caliper</w:t>
       </w:r>
       <w:proofErr w:type="spellEnd"/>
       <w:r>
+        <w:rPr>
+          <w:rFonts w:ascii="Times New Roman" w:hAnsi="Times New Roman" w:cs="Times New Roman"/>
+        </w:rPr>
         <w:t>] [report-</w:t>
       </w:r>
       <w:proofErr w:type="gramStart"/>
       <w:r>
+        <w:rPr>
+          <w:rFonts w:ascii="Times New Roman" w:hAnsi="Times New Roman" w:cs="Times New Roman"/>
+        </w:rPr>
         <w:t xml:space="preserve">builder]   </w:t>
       </w:r>
       <w:proofErr w:type="gramEnd"/>
       <w:r>
+        <w:rPr>
+          <w:rFonts w:ascii="Times New Roman" w:hAnsi="Times New Roman" w:cs="Times New Roman"/>
+        </w:rPr>
         <w:t xml:space="preserve">     Generated report with path /home/ubuntu/</w:t>
       </w:r>
       <w:proofErr w:type="spellStart"/>
       <w:r>
+        <w:rPr>
+          <w:rFonts w:ascii="Times New Roman" w:hAnsi="Times New Roman" w:cs="Times New Roman"/>
+        </w:rPr>
         <w:t>hyperledger</w:t>
       </w:r>
       <w:proofErr w:type="spellEnd"/>
       <w:r>
+        <w:rPr>
+          <w:rFonts w:ascii="Times New Roman" w:hAnsi="Times New Roman" w:cs="Times New Roman"/>
+        </w:rPr>
         <w:t>/</w:t>
       </w:r>
       <w:proofErr w:type="spellStart"/>
       <w:r>
+        <w:rPr>
+          <w:rFonts w:ascii="Times New Roman" w:hAnsi="Times New Roman" w:cs="Times New Roman"/>
+        </w:rPr>
         <w:t>caliper</w:t>
       </w:r>
       <w:proofErr w:type="spellEnd"/>
       <w:r>
+        <w:rPr>
+          <w:rFonts w:ascii="Times New Roman" w:hAnsi="Times New Roman" w:cs="Times New Roman"/>
+        </w:rPr>
         <w:t>/reports/recordvote-steps.html</w:t>
       </w:r>
     </w:p>
     <w:p>
-      <w:r>
+      <w:pPr>
+        <w:rPr>
+          <w:rFonts w:ascii="Times New Roman" w:hAnsi="Times New Roman" w:cs="Times New Roman"/>
+        </w:rPr>
+      </w:pPr>
+      <w:r>
+        <w:rPr>
+          <w:rFonts w:ascii="Times New Roman" w:hAnsi="Times New Roman" w:cs="Times New Roman"/>
+        </w:rPr>
         <w:t xml:space="preserve">2025.11.28-09:08:24.063 </w:t>
       </w:r>
       <w:proofErr w:type="gramStart"/>
       <w:r>
+        <w:rPr>
+          <w:rFonts w:ascii="Times New Roman" w:hAnsi="Times New Roman" w:cs="Times New Roman"/>
+        </w:rPr>
         <w:t>info  [</w:t>
       </w:r>
       <w:proofErr w:type="spellStart"/>
       <w:proofErr w:type="gramEnd"/>
       <w:r>
+        <w:rPr>
+          <w:rFonts w:ascii="Times New Roman" w:hAnsi="Times New Roman" w:cs="Times New Roman"/>
+        </w:rPr>
         <w:t>caliper</w:t>
       </w:r>
       <w:proofErr w:type="spellEnd"/>
       <w:r>
+        <w:rPr>
+          <w:rFonts w:ascii="Times New Roman" w:hAnsi="Times New Roman" w:cs="Times New Roman"/>
+        </w:rPr>
         <w:t>] [</w:t>
       </w:r>
       <w:proofErr w:type="gramStart"/>
       <w:r>
+        <w:rPr>
+          <w:rFonts w:ascii="Times New Roman" w:hAnsi="Times New Roman" w:cs="Times New Roman"/>
+        </w:rPr>
         <w:t xml:space="preserve">monitor.js]   </w:t>
       </w:r>
       <w:proofErr w:type="gramEnd"/>
       <w:r>
+        <w:rPr>
+          <w:rFonts w:ascii="Times New Roman" w:hAnsi="Times New Roman" w:cs="Times New Roman"/>
+        </w:rPr>
         <w:t xml:space="preserve"> Stopping all monitors</w:t>
       </w:r>
     </w:p>
     <w:p>
-      <w:r>
+      <w:pPr>
+        <w:rPr>
+          <w:rFonts w:ascii="Times New Roman" w:hAnsi="Times New Roman" w:cs="Times New Roman"/>
+        </w:rPr>
+      </w:pPr>
+      <w:r>
+        <w:rPr>
+          <w:rFonts w:ascii="Times New Roman" w:hAnsi="Times New Roman" w:cs="Times New Roman"/>
+        </w:rPr>
         <w:t xml:space="preserve">2025.11.28-09:08:24.065 </w:t>
       </w:r>
       <w:proofErr w:type="gramStart"/>
       <w:r>
+        <w:rPr>
+          <w:rFonts w:ascii="Times New Roman" w:hAnsi="Times New Roman" w:cs="Times New Roman"/>
+        </w:rPr>
         <w:t>info  [</w:t>
       </w:r>
       <w:proofErr w:type="spellStart"/>
       <w:proofErr w:type="gramEnd"/>
       <w:r>
+        <w:rPr>
+          <w:rFonts w:ascii="Times New Roman" w:hAnsi="Times New Roman" w:cs="Times New Roman"/>
+        </w:rPr>
         <w:t>caliper</w:t>
       </w:r>
       <w:proofErr w:type="spellEnd"/>
       <w:r>
+        <w:rPr>
+          <w:rFonts w:ascii="Times New Roman" w:hAnsi="Times New Roman" w:cs="Times New Roman"/>
+        </w:rPr>
         <w:t>] [worker-</w:t>
       </w:r>
       <w:proofErr w:type="gramStart"/>
       <w:r>
+        <w:rPr>
+          <w:rFonts w:ascii="Times New Roman" w:hAnsi="Times New Roman" w:cs="Times New Roman"/>
+        </w:rPr>
         <w:t xml:space="preserve">orchestrator]   </w:t>
       </w:r>
       <w:proofErr w:type="gramEnd"/>
       <w:r>
+        <w:rPr>
+          <w:rFonts w:ascii="Times New Roman" w:hAnsi="Times New Roman" w:cs="Times New Roman"/>
+        </w:rPr>
         <w:t>Sending exit message to connected workers</w:t>
       </w:r>
     </w:p>
     <w:p>
-      <w:r>
+      <w:pPr>
+        <w:rPr>
+          <w:rFonts w:ascii="Times New Roman" w:hAnsi="Times New Roman" w:cs="Times New Roman"/>
+        </w:rPr>
+      </w:pPr>
+      <w:r>
+        <w:rPr>
+          <w:rFonts w:ascii="Times New Roman" w:hAnsi="Times New Roman" w:cs="Times New Roman"/>
+        </w:rPr>
         <w:t xml:space="preserve">2025.11.28-09:08:24.066 </w:t>
       </w:r>
       <w:proofErr w:type="gramStart"/>
       <w:r>
+        <w:rPr>
+          <w:rFonts w:ascii="Times New Roman" w:hAnsi="Times New Roman" w:cs="Times New Roman"/>
+        </w:rPr>
         <w:t>info  [</w:t>
       </w:r>
       <w:proofErr w:type="spellStart"/>
       <w:proofErr w:type="gramEnd"/>
       <w:r>
+        <w:rPr>
+          <w:rFonts w:ascii="Times New Roman" w:hAnsi="Times New Roman" w:cs="Times New Roman"/>
+        </w:rPr>
         <w:t>caliper</w:t>
       </w:r>
       <w:proofErr w:type="spellEnd"/>
       <w:r>
+        <w:rPr>
+          <w:rFonts w:ascii="Times New Roman" w:hAnsi="Times New Roman" w:cs="Times New Roman"/>
+        </w:rPr>
         <w:t>] [worker-message-</w:t>
       </w:r>
       <w:proofErr w:type="gramStart"/>
       <w:r>
+        <w:rPr>
+          <w:rFonts w:ascii="Times New Roman" w:hAnsi="Times New Roman" w:cs="Times New Roman"/>
+        </w:rPr>
         <w:t xml:space="preserve">handler]   </w:t>
       </w:r>
       <w:proofErr w:type="gramEnd"/>
       <w:r>
+        <w:rPr>
+          <w:rFonts w:ascii="Times New Roman" w:hAnsi="Times New Roman" w:cs="Times New Roman"/>
+        </w:rPr>
         <w:t xml:space="preserve">     Worker#2 is exiting</w:t>
       </w:r>
     </w:p>
     <w:p>
-      <w:r>
+      <w:pPr>
+        <w:rPr>
+          <w:rFonts w:ascii="Times New Roman" w:hAnsi="Times New Roman" w:cs="Times New Roman"/>
+        </w:rPr>
+      </w:pPr>
+      <w:r>
+        <w:rPr>
+          <w:rFonts w:ascii="Times New Roman" w:hAnsi="Times New Roman" w:cs="Times New Roman"/>
+        </w:rPr>
         <w:t xml:space="preserve">2025.11.28-09:08:24.066 </w:t>
       </w:r>
       <w:proofErr w:type="gramStart"/>
       <w:r>
+        <w:rPr>
+          <w:rFonts w:ascii="Times New Roman" w:hAnsi="Times New Roman" w:cs="Times New Roman"/>
+        </w:rPr>
         <w:t>info  [</w:t>
       </w:r>
       <w:proofErr w:type="spellStart"/>
       <w:proofErr w:type="gramEnd"/>
       <w:r>
+        <w:rPr>
+          <w:rFonts w:ascii="Times New Roman" w:hAnsi="Times New Roman" w:cs="Times New Roman"/>
+        </w:rPr>
         <w:t>caliper</w:t>
       </w:r>
       <w:proofErr w:type="spellEnd"/>
       <w:r>
+        <w:rPr>
+          <w:rFonts w:ascii="Times New Roman" w:hAnsi="Times New Roman" w:cs="Times New Roman"/>
+        </w:rPr>
         <w:t>] [round-</w:t>
       </w:r>
       <w:proofErr w:type="gramStart"/>
       <w:r>
+        <w:rPr>
+          <w:rFonts w:ascii="Times New Roman" w:hAnsi="Times New Roman" w:cs="Times New Roman"/>
+        </w:rPr>
         <w:t xml:space="preserve">orchestrator]   </w:t>
       </w:r>
       <w:proofErr w:type="gramEnd"/>
       <w:r>
+        <w:rPr>
+          <w:rFonts w:ascii="Times New Roman" w:hAnsi="Times New Roman" w:cs="Times New Roman"/>
+        </w:rPr>
         <w:t xml:space="preserve"> Benchmark finished in 270.651 seconds. Total rounds: 7. Successful rounds: 7. Failed rounds: 0.</w:t>
       </w:r>
     </w:p>
     <w:p>
-      <w:r>
+      <w:pPr>
+        <w:rPr>
+          <w:rFonts w:ascii="Times New Roman" w:hAnsi="Times New Roman" w:cs="Times New Roman"/>
+        </w:rPr>
+      </w:pPr>
+      <w:r>
+        <w:rPr>
+          <w:rFonts w:ascii="Times New Roman" w:hAnsi="Times New Roman" w:cs="Times New Roman"/>
+        </w:rPr>
         <w:t xml:space="preserve">2025.11.28-09:08:24.066 </w:t>
       </w:r>
       <w:proofErr w:type="gramStart"/>
       <w:r>
+        <w:rPr>
+          <w:rFonts w:ascii="Times New Roman" w:hAnsi="Times New Roman" w:cs="Times New Roman"/>
+        </w:rPr>
         <w:t>info  [</w:t>
       </w:r>
       <w:proofErr w:type="spellStart"/>
       <w:proofErr w:type="gramEnd"/>
       <w:r>
+        <w:rPr>
+          <w:rFonts w:ascii="Times New Roman" w:hAnsi="Times New Roman" w:cs="Times New Roman"/>
+        </w:rPr>
         <w:t>caliper</w:t>
       </w:r>
       <w:proofErr w:type="spellEnd"/>
       <w:r>
+        <w:rPr>
+          <w:rFonts w:ascii="Times New Roman" w:hAnsi="Times New Roman" w:cs="Times New Roman"/>
+        </w:rPr>
         <w:t>] [worker-message-</w:t>
       </w:r>
       <w:proofErr w:type="gramStart"/>
       <w:r>
+        <w:rPr>
+          <w:rFonts w:ascii="Times New Roman" w:hAnsi="Times New Roman" w:cs="Times New Roman"/>
+        </w:rPr>
         <w:t xml:space="preserve">handler]   </w:t>
       </w:r>
       <w:proofErr w:type="gramEnd"/>
       <w:r>
+        <w:rPr>
+          <w:rFonts w:ascii="Times New Roman" w:hAnsi="Times New Roman" w:cs="Times New Roman"/>
+        </w:rPr>
         <w:t xml:space="preserve">     Worker#1 is exiting</w:t>
       </w:r>
     </w:p>
     <w:p>
-      <w:r>
+      <w:pPr>
+        <w:rPr>
+          <w:rFonts w:ascii="Times New Roman" w:hAnsi="Times New Roman" w:cs="Times New Roman"/>
+        </w:rPr>
+      </w:pPr>
+      <w:r>
+        <w:rPr>
+          <w:rFonts w:ascii="Times New Roman" w:hAnsi="Times New Roman" w:cs="Times New Roman"/>
+        </w:rPr>
         <w:t xml:space="preserve">2025.11.28-09:08:24.066 </w:t>
       </w:r>
       <w:proofErr w:type="gramStart"/>
       <w:r>
+        <w:rPr>
+          <w:rFonts w:ascii="Times New Roman" w:hAnsi="Times New Roman" w:cs="Times New Roman"/>
+        </w:rPr>
         <w:t>info  [</w:t>
       </w:r>
       <w:proofErr w:type="spellStart"/>
       <w:proofErr w:type="gramEnd"/>
       <w:r>
+        <w:rPr>
+          <w:rFonts w:ascii="Times New Roman" w:hAnsi="Times New Roman" w:cs="Times New Roman"/>
+        </w:rPr>
         <w:t>caliper</w:t>
       </w:r>
       <w:proofErr w:type="spellEnd"/>
       <w:r>
+        <w:rPr>
+          <w:rFonts w:ascii="Times New Roman" w:hAnsi="Times New Roman" w:cs="Times New Roman"/>
+        </w:rPr>
         <w:t>] [worker-message-</w:t>
       </w:r>
       <w:proofErr w:type="gramStart"/>
       <w:r>
+        <w:rPr>
+          <w:rFonts w:ascii="Times New Roman" w:hAnsi="Times New Roman" w:cs="Times New Roman"/>
+        </w:rPr>
         <w:t xml:space="preserve">handler]   </w:t>
       </w:r>
       <w:proofErr w:type="gramEnd"/>
       <w:r>
+        <w:rPr>
+          <w:rFonts w:ascii="Times New Roman" w:hAnsi="Times New Roman" w:cs="Times New Roman"/>
+        </w:rPr>
         <w:t xml:space="preserve">     Worker#3 is exiting</w:t>
       </w:r>
     </w:p>
     <w:p>
-      <w:r>
-        <w:lastRenderedPageBreak/>
+      <w:pPr>
+        <w:rPr>
+          <w:rFonts w:ascii="Times New Roman" w:hAnsi="Times New Roman" w:cs="Times New Roman"/>
+        </w:rPr>
+      </w:pPr>
+      <w:r>
+        <w:rPr>
+          <w:rFonts w:ascii="Times New Roman" w:hAnsi="Times New Roman" w:cs="Times New Roman"/>
+        </w:rPr>
         <w:t xml:space="preserve">2025.11.28-09:08:24.066 </w:t>
       </w:r>
       <w:proofErr w:type="gramStart"/>
       <w:r>
+        <w:rPr>
+          <w:rFonts w:ascii="Times New Roman" w:hAnsi="Times New Roman" w:cs="Times New Roman"/>
+        </w:rPr>
         <w:t>info  [</w:t>
       </w:r>
       <w:proofErr w:type="spellStart"/>
       <w:proofErr w:type="gramEnd"/>
       <w:r>
+        <w:rPr>
+          <w:rFonts w:ascii="Times New Roman" w:hAnsi="Times New Roman" w:cs="Times New Roman"/>
+        </w:rPr>
         <w:t>caliper</w:t>
       </w:r>
       <w:proofErr w:type="spellEnd"/>
       <w:r>
+        <w:rPr>
+          <w:rFonts w:ascii="Times New Roman" w:hAnsi="Times New Roman" w:cs="Times New Roman"/>
+        </w:rPr>
         <w:t>] [</w:t>
       </w:r>
       <w:proofErr w:type="spellStart"/>
       <w:r>
+        <w:rPr>
+          <w:rFonts w:ascii="Times New Roman" w:hAnsi="Times New Roman" w:cs="Times New Roman"/>
+        </w:rPr>
         <w:t>caliper</w:t>
       </w:r>
       <w:proofErr w:type="spellEnd"/>
       <w:r>
+        <w:rPr>
+          <w:rFonts w:ascii="Times New Roman" w:hAnsi="Times New Roman" w:cs="Times New Roman"/>
+        </w:rPr>
         <w:t>-</w:t>
       </w:r>
       <w:proofErr w:type="gramStart"/>
       <w:r>
+        <w:rPr>
+          <w:rFonts w:ascii="Times New Roman" w:hAnsi="Times New Roman" w:cs="Times New Roman"/>
+        </w:rPr>
         <w:t xml:space="preserve">engine]   </w:t>
       </w:r>
       <w:proofErr w:type="gramEnd"/>
       <w:r>
+        <w:rPr>
+          <w:rFonts w:ascii="Times New Roman" w:hAnsi="Times New Roman" w:cs="Times New Roman"/>
+        </w:rPr>
         <w:t xml:space="preserve">     Skipping end command due to benchmark flow conditioning</w:t>
       </w:r>
     </w:p>
     <w:p>
-      <w:r>
+      <w:pPr>
+        <w:rPr>
+          <w:rFonts w:ascii="Times New Roman" w:hAnsi="Times New Roman" w:cs="Times New Roman"/>
+        </w:rPr>
+      </w:pPr>
+      <w:r>
+        <w:rPr>
+          <w:rFonts w:ascii="Times New Roman" w:hAnsi="Times New Roman" w:cs="Times New Roman"/>
+        </w:rPr>
         <w:t xml:space="preserve">2025.11.28-09:08:24.067 </w:t>
       </w:r>
       <w:proofErr w:type="gramStart"/>
       <w:r>
+        <w:rPr>
+          <w:rFonts w:ascii="Times New Roman" w:hAnsi="Times New Roman" w:cs="Times New Roman"/>
+        </w:rPr>
         <w:t>info  [</w:t>
       </w:r>
       <w:proofErr w:type="spellStart"/>
       <w:proofErr w:type="gramEnd"/>
       <w:r>
+        <w:rPr>
+          <w:rFonts w:ascii="Times New Roman" w:hAnsi="Times New Roman" w:cs="Times New Roman"/>
+        </w:rPr>
         <w:t>caliper</w:t>
       </w:r>
       <w:proofErr w:type="spellEnd"/>
       <w:r>
+        <w:rPr>
+          <w:rFonts w:ascii="Times New Roman" w:hAnsi="Times New Roman" w:cs="Times New Roman"/>
+        </w:rPr>
         <w:t>] [worker-message-</w:t>
       </w:r>
       <w:proofErr w:type="gramStart"/>
       <w:r>
+        <w:rPr>
+          <w:rFonts w:ascii="Times New Roman" w:hAnsi="Times New Roman" w:cs="Times New Roman"/>
+        </w:rPr>
         <w:t xml:space="preserve">handler]   </w:t>
       </w:r>
       <w:proofErr w:type="gramEnd"/>
       <w:r>
+        <w:rPr>
+          <w:rFonts w:ascii="Times New Roman" w:hAnsi="Times New Roman" w:cs="Times New Roman"/>
+        </w:rPr>
         <w:t xml:space="preserve">     Worker#0 is exiting</w:t>
       </w:r>
     </w:p>
     <w:p>
-      <w:r>
+      <w:pPr>
+        <w:rPr>
+          <w:rFonts w:ascii="Times New Roman" w:hAnsi="Times New Roman" w:cs="Times New Roman"/>
+        </w:rPr>
+      </w:pPr>
+      <w:r>
+        <w:rPr>
+          <w:rFonts w:ascii="Times New Roman" w:hAnsi="Times New Roman" w:cs="Times New Roman"/>
+        </w:rPr>
         <w:t xml:space="preserve">2025.11.28-09:08:24.068 </w:t>
       </w:r>
       <w:proofErr w:type="gramStart"/>
       <w:r>
+        <w:rPr>
+          <w:rFonts w:ascii="Times New Roman" w:hAnsi="Times New Roman" w:cs="Times New Roman"/>
+        </w:rPr>
         <w:t>info  [</w:t>
       </w:r>
       <w:proofErr w:type="spellStart"/>
       <w:proofErr w:type="gramEnd"/>
       <w:r>
+        <w:rPr>
+          <w:rFonts w:ascii="Times New Roman" w:hAnsi="Times New Roman" w:cs="Times New Roman"/>
+        </w:rPr>
         <w:t>caliper</w:t>
       </w:r>
       <w:proofErr w:type="spellEnd"/>
       <w:r>
+        <w:rPr>
+          <w:rFonts w:ascii="Times New Roman" w:hAnsi="Times New Roman" w:cs="Times New Roman"/>
+        </w:rPr>
         <w:t>] [cli-launch-</w:t>
       </w:r>
       <w:proofErr w:type="gramStart"/>
       <w:r>
+        <w:rPr>
+          <w:rFonts w:ascii="Times New Roman" w:hAnsi="Times New Roman" w:cs="Times New Roman"/>
+        </w:rPr>
         <w:t xml:space="preserve">manager]   </w:t>
       </w:r>
       <w:proofErr w:type="gramEnd"/>
       <w:r>
+        <w:rPr>
+          <w:rFonts w:ascii="Times New Roman" w:hAnsi="Times New Roman" w:cs="Times New Roman"/>
+        </w:rPr>
         <w:t xml:space="preserve"> Benchmark successfully finished!</w:t>
       </w:r>
     </w:p>
     <w:p>
-      <w:proofErr w:type="spellStart"/>
-      <w:r>
+      <w:pPr>
+        <w:rPr>
+          <w:rFonts w:ascii="Times New Roman" w:hAnsi="Times New Roman" w:cs="Times New Roman"/>
+        </w:rPr>
+      </w:pPr>
+      <w:proofErr w:type="spellStart"/>
+      <w:r>
+        <w:rPr>
+          <w:rFonts w:ascii="Times New Roman" w:hAnsi="Times New Roman" w:cs="Times New Roman"/>
+        </w:rPr>
         <w:t>ubuntu@Himanshu-</w:t>
       </w:r>
       <w:proofErr w:type="gramStart"/>
       <w:r>
+        <w:rPr>
+          <w:rFonts w:ascii="Times New Roman" w:hAnsi="Times New Roman" w:cs="Times New Roman"/>
+        </w:rPr>
         <w:t>Sharma</w:t>
       </w:r>
       <w:proofErr w:type="spellEnd"/>
       <w:r>
+        <w:rPr>
+          <w:rFonts w:ascii="Times New Roman" w:hAnsi="Times New Roman" w:cs="Times New Roman"/>
+        </w:rPr>
         <w:t>:~</w:t>
       </w:r>
       <w:proofErr w:type="gramEnd"/>
       <w:r>
+        <w:rPr>
+          <w:rFonts w:ascii="Times New Roman" w:hAnsi="Times New Roman" w:cs="Times New Roman"/>
+        </w:rPr>
         <w:t>/</w:t>
       </w:r>
       <w:proofErr w:type="spellStart"/>
       <w:r>
+        <w:rPr>
+          <w:rFonts w:ascii="Times New Roman" w:hAnsi="Times New Roman" w:cs="Times New Roman"/>
+        </w:rPr>
         <w:t>hyperledger</w:t>
       </w:r>
       <w:proofErr w:type="spellEnd"/>
       <w:r>
+        <w:rPr>
+          <w:rFonts w:ascii="Times New Roman" w:hAnsi="Times New Roman" w:cs="Times New Roman"/>
+        </w:rPr>
         <w:t>/</w:t>
       </w:r>
       <w:proofErr w:type="spellStart"/>
       <w:r>
+        <w:rPr>
+          <w:rFonts w:ascii="Times New Roman" w:hAnsi="Times New Roman" w:cs="Times New Roman"/>
+        </w:rPr>
         <w:t>caliper</w:t>
       </w:r>
       <w:proofErr w:type="spellEnd"/>
       <w:r>
+        <w:rPr>
+          <w:rFonts w:ascii="Times New Roman" w:hAnsi="Times New Roman" w:cs="Times New Roman"/>
+        </w:rPr>
         <w:t>$</w:t>
       </w:r>
     </w:p>
     <w:p>
-      <w:r>
-        <w:rPr>
+      <w:pPr>
+        <w:rPr>
+          <w:rFonts w:ascii="Times New Roman" w:hAnsi="Times New Roman" w:cs="Times New Roman"/>
+        </w:rPr>
+      </w:pPr>
+      <w:r>
+        <w:rPr>
+          <w:rFonts w:ascii="Times New Roman" w:hAnsi="Times New Roman" w:cs="Times New Roman"/>
           <w:noProof/>
         </w:rPr>
         <w:drawing>
